--- a/rapports/2026-06-06/EQ6/EQ6_enq3_v2/DR_013202020050/28-04-48-31.docx
+++ b/rapports/2026-06-06/EQ6/EQ6_enq3_v2/DR_013202020050/28-04-48-31.docx
@@ -297,7 +297,7 @@
           <w:color w:val="1F6FEB"/>
           <w:sz w:val="22"/>
         </w:rPr>
-        <w:t>⚠ INCOHÉRENCES À CORRIGER (278)</w:t>
+        <w:t>⚠ INCOHÉRENCES À CORRIGER (274)</w:t>
       </w:r>
     </w:p>
     <w:tbl>
@@ -1354,7 +1354,7 @@
                 <w:color w:val="16A34A"/>
                 <w:sz w:val="16"/>
               </w:rPr>
-              <w:t>—</w:t>
+              <w:t>s00q10, s01q35, s01q36, s01q37, s02q04, s02q15, s01q00b, s02q17_code</w:t>
             </w:r>
           </w:p>
         </w:tc>
@@ -1385,7 +1385,7 @@
                 <w:i w:val="0"/>
                 <w:sz w:val="17"/>
               </w:rPr>
-              <w:t>Incohérence!!! seulement les écoles privées paient les frais de scolarité (y compris les frais d'inscription).</w:t>
+              <w:t>Avertissement!!! L'âge (20 ans) de NDEYE BINTA SAMBA avec son niveau d'étude (3ème année Secondaire 1 (Moyen) Général) semble incoherent, veuillez confirmer cette information avec le QG ou corriger l'incohérence.</w:t>
             </w:r>
           </w:p>
         </w:tc>
@@ -1475,7 +1475,7 @@
                 <w:i w:val="0"/>
                 <w:sz w:val="17"/>
               </w:rPr>
-              <w:t>Peu probable!!! Vu l'âge (18 ans) de YAYE LAYE SAMBA ou l'année à laquelle YAYE LAYE SAMBA a fréquenté l'école pour la dernière fois (.) le dernier diplome de YAYE LAYE SAMBA ne peut être le Certificat d'études primaires (CEP), prière de corriger cette incohérence ou confirmer avec le QG.</w:t>
+              <w:t>Peu probable!!! Vu l'âge (20 ans) de NDEYE BINTA SAMBA ou l'année à laquelle NDEYE BINTA SAMBA a fréquenté l'école pour la dernière fois (.) le dernier diplome de NDEYE BINTA SAMBA ne peut être le Certificat d'études primaires (CEP), prière de corriger cette incohérence ou confirmer avec le QG.</w:t>
             </w:r>
           </w:p>
         </w:tc>
@@ -1534,7 +1534,7 @@
                 <w:color w:val="16A34A"/>
                 <w:sz w:val="16"/>
               </w:rPr>
-              <w:t>s00q10, s01q35, s01q36, s01q37, s02q04, s02q15, s01q00b, s02q17_code</w:t>
+              <w:t>—</w:t>
             </w:r>
           </w:p>
         </w:tc>
@@ -1565,7 +1565,7 @@
                 <w:i w:val="0"/>
                 <w:sz w:val="17"/>
               </w:rPr>
-              <w:t>Avertissement!!! L'âge (20 ans) de NDEYE BINTA SAMBA avec son niveau d'étude (3ème année Secondaire 1 (Moyen) Général) semble incoherent, veuillez confirmer cette information avec le QG ou corriger l'incohérence.</w:t>
+              <w:t>Incohérent!! Le niveau d'instruction déclaré par l'un des enfants () au niveau de la section 1 de DAOUR SAMBA diffère de celui donné par DAOUR SAMBA lui-même qui affirme ne pas avoir frequenté l'école formelle.</w:t>
             </w:r>
           </w:p>
         </w:tc>
@@ -1624,7 +1624,7 @@
                 <w:color w:val="16A34A"/>
                 <w:sz w:val="16"/>
               </w:rPr>
-              <w:t>s01q32, s01q36, s01q38, s04q37_modif, s02q33, s02q34, s01q00b</w:t>
+              <w:t>—</w:t>
             </w:r>
           </w:p>
         </w:tc>
@@ -1655,7 +1655,7 @@
                 <w:i w:val="0"/>
                 <w:sz w:val="17"/>
               </w:rPr>
-              <w:t>Peu probable!!! Vu l'âge (20 ans) de NDEYE BINTA SAMBA ou l'année à laquelle NDEYE BINTA SAMBA a fréquenté l'école pour la dernière fois (.) le dernier diplome de NDEYE BINTA SAMBA ne peut être le Certificat d'études primaires (CEP), prière de corriger cette incohérence ou confirmer avec le QG.</w:t>
+              <w:t>Incohérent!! Le niveau d'instruction déclaré par l'un des enfants () au niveau de la section 1 de NDEYE SOKHNA SENE diffère de celui donné par NDEYE SOKHNA SENE lui-même qui affirme ne pas avoir frequenté l'école formelle.</w:t>
             </w:r>
           </w:p>
         </w:tc>
@@ -1714,7 +1714,7 @@
                 <w:color w:val="16A34A"/>
                 <w:sz w:val="16"/>
               </w:rPr>
-              <w:t>—</w:t>
+              <w:t>s01q32, s01q36, s01q38, s04q37_modif, s02q33, s02q34, s01q00b</w:t>
             </w:r>
           </w:p>
         </w:tc>
@@ -1745,7 +1745,7 @@
                 <w:i w:val="0"/>
                 <w:sz w:val="17"/>
               </w:rPr>
-              <w:t>Incohérent!! Le niveau d'instruction déclaré par l'un des enfants () au niveau de la section 1 de DAOUR SAMBA diffère de celui donné par DAOUR SAMBA lui-même qui affirme ne pas avoir frequenté l'école formelle.</w:t>
+              <w:t>Peu probable!!! Vu l'âge (14 ans) de ADAMA BA SAMBA ou l'année à laquelle ADAMA BA SAMBA a fréquenté l'école pour la dernière fois (.) le dernier diplome de ADAMA BA SAMBA ne peut être le Certificat d'études primaires (CEP), prière de corriger cette incohérence ou confirmer avec le QG.</w:t>
             </w:r>
           </w:p>
         </w:tc>
@@ -1804,7 +1804,7 @@
                 <w:color w:val="16A34A"/>
                 <w:sz w:val="16"/>
               </w:rPr>
-              <w:t>—</w:t>
+              <w:t>s01q32, s01q36, s01q38, s04q37_modif, s02q33, s02q34, s01q00b</w:t>
             </w:r>
           </w:p>
         </w:tc>
@@ -1835,7 +1835,7 @@
                 <w:i w:val="0"/>
                 <w:sz w:val="17"/>
               </w:rPr>
-              <w:t>Incohérent!! Le niveau d'instruction déclaré par l'un des enfants () au niveau de la section 1 de NDEYE SOKHNA SENE diffère de celui donné par NDEYE SOKHNA SENE lui-même qui affirme ne pas avoir frequenté l'école formelle.</w:t>
+              <w:t>Peu probable!!! Vu l'âge (18 ans) de YAYE LAYE SAMBA ou l'année à laquelle YAYE LAYE SAMBA a fréquenté l'école pour la dernière fois (.) le dernier diplome de YAYE LAYE SAMBA ne peut être le Certificat d'études primaires (CEP), prière de corriger cette incohérence ou confirmer avec le QG.</w:t>
             </w:r>
           </w:p>
         </w:tc>
@@ -1868,6 +1868,1356 @@
                 <w:i w:val="0"/>
                 <w:sz w:val="16"/>
               </w:rPr>
+              <w:t>S03</w:t>
+              <w:br/>
+            </w:r>
+            <w:r>
+              <w:rPr>
+                <w:b w:val="0"/>
+                <w:i w:val="0"/>
+                <w:color w:val="64748B"/>
+                <w:sz w:val="14"/>
+              </w:rPr>
+              <w:t>Santé</w:t>
+            </w:r>
+          </w:p>
+        </w:tc>
+        <w:tc>
+          <w:tcPr>
+            <w:tcW w:type="dxa" w:w="1531"/>
+          </w:tcPr>
+          <w:p>
+            <w:r>
+              <w:rPr>
+                <w:b/>
+                <w:i w:val="0"/>
+                <w:color w:val="16A34A"/>
+                <w:sz w:val="16"/>
+              </w:rPr>
+              <w:t>—</w:t>
+            </w:r>
+          </w:p>
+        </w:tc>
+        <w:tc>
+          <w:tcPr>
+            <w:tcW w:type="dxa" w:w="1191"/>
+          </w:tcPr>
+          <w:p>
+            <w:r>
+              <w:rPr>
+                <w:b w:val="0"/>
+                <w:i w:val="0"/>
+                <w:color w:val="64748B"/>
+                <w:sz w:val="16"/>
+              </w:rPr>
+              <w:t>GT-CQ</w:t>
+            </w:r>
+          </w:p>
+        </w:tc>
+        <w:tc>
+          <w:tcPr>
+            <w:tcW w:type="dxa" w:w="4706"/>
+          </w:tcPr>
+          <w:p>
+            <w:r>
+              <w:rPr>
+                <w:b w:val="0"/>
+                <w:i w:val="0"/>
+                <w:sz w:val="17"/>
+              </w:rPr>
+              <w:t>Incohérent !!! DAOUDA SAMBA s'est consulté la première fois pour cette maladie (Maladie des yeux) chez un médecin spécialiste et vous dites que  DAOUDA SAMBA n'est pas concerné par le montant des frais de consultation d'un médecin spécialiste (3.15=9999).</w:t>
+            </w:r>
+          </w:p>
+        </w:tc>
+      </w:tr>
+      <w:tr>
+        <w:tc>
+          <w:tcPr>
+            <w:tcW w:type="dxa" w:w="964"/>
+          </w:tcPr>
+          <w:p>
+            <w:r>
+              <w:rPr>
+                <w:b/>
+                <w:i w:val="0"/>
+                <w:color w:val="DC2626"/>
+                <w:sz w:val="16"/>
+              </w:rPr>
+              <w:t>Haute</w:t>
+            </w:r>
+          </w:p>
+        </w:tc>
+        <w:tc>
+          <w:tcPr>
+            <w:tcW w:type="dxa" w:w="1247"/>
+          </w:tcPr>
+          <w:p>
+            <w:r>
+              <w:rPr>
+                <w:b/>
+                <w:i w:val="0"/>
+                <w:sz w:val="16"/>
+              </w:rPr>
+              <w:t>S03</w:t>
+              <w:br/>
+            </w:r>
+            <w:r>
+              <w:rPr>
+                <w:b w:val="0"/>
+                <w:i w:val="0"/>
+                <w:color w:val="64748B"/>
+                <w:sz w:val="14"/>
+              </w:rPr>
+              <w:t>Santé</w:t>
+            </w:r>
+          </w:p>
+        </w:tc>
+        <w:tc>
+          <w:tcPr>
+            <w:tcW w:type="dxa" w:w="1531"/>
+          </w:tcPr>
+          <w:p>
+            <w:r>
+              <w:rPr>
+                <w:b/>
+                <w:i w:val="0"/>
+                <w:color w:val="16A34A"/>
+                <w:sz w:val="16"/>
+              </w:rPr>
+              <w:t>—</w:t>
+            </w:r>
+          </w:p>
+        </w:tc>
+        <w:tc>
+          <w:tcPr>
+            <w:tcW w:type="dxa" w:w="1191"/>
+          </w:tcPr>
+          <w:p>
+            <w:r>
+              <w:rPr>
+                <w:b w:val="0"/>
+                <w:i w:val="0"/>
+                <w:color w:val="64748B"/>
+                <w:sz w:val="16"/>
+              </w:rPr>
+              <w:t>GT-CQ</w:t>
+            </w:r>
+          </w:p>
+        </w:tc>
+        <w:tc>
+          <w:tcPr>
+            <w:tcW w:type="dxa" w:w="4706"/>
+          </w:tcPr>
+          <w:p>
+            <w:r>
+              <w:rPr>
+                <w:b w:val="0"/>
+                <w:i w:val="0"/>
+                <w:sz w:val="17"/>
+              </w:rPr>
+              <w:t>Prière de verifier cette incohérence auprès de l'enquêté ou confirmer.</w:t>
+            </w:r>
+          </w:p>
+        </w:tc>
+      </w:tr>
+      <w:tr>
+        <w:tc>
+          <w:tcPr>
+            <w:tcW w:type="dxa" w:w="964"/>
+          </w:tcPr>
+          <w:p>
+            <w:r>
+              <w:rPr>
+                <w:b/>
+                <w:i w:val="0"/>
+                <w:color w:val="EA580C"/>
+                <w:sz w:val="16"/>
+              </w:rPr>
+              <w:t>Moyenne</w:t>
+            </w:r>
+          </w:p>
+        </w:tc>
+        <w:tc>
+          <w:tcPr>
+            <w:tcW w:type="dxa" w:w="1247"/>
+          </w:tcPr>
+          <w:p>
+            <w:r>
+              <w:rPr>
+                <w:b/>
+                <w:i w:val="0"/>
+                <w:sz w:val="16"/>
+              </w:rPr>
+              <w:t>S00</w:t>
+              <w:br/>
+            </w:r>
+            <w:r>
+              <w:rPr>
+                <w:b w:val="0"/>
+                <w:i w:val="0"/>
+                <w:color w:val="64748B"/>
+                <w:sz w:val="14"/>
+              </w:rPr>
+              <w:t>Identification</w:t>
+            </w:r>
+          </w:p>
+        </w:tc>
+        <w:tc>
+          <w:tcPr>
+            <w:tcW w:type="dxa" w:w="1531"/>
+          </w:tcPr>
+          <w:p>
+            <w:r>
+              <w:rPr>
+                <w:b/>
+                <w:i w:val="0"/>
+                <w:color w:val="16A34A"/>
+                <w:sz w:val="16"/>
+              </w:rPr>
+              <w:t>s00q07a, s00q08, s00q10, s00q13_0, s00q15_0, s00q17_0, s00q23a, s00q23b</w:t>
+            </w:r>
+          </w:p>
+        </w:tc>
+        <w:tc>
+          <w:tcPr>
+            <w:tcW w:type="dxa" w:w="1191"/>
+          </w:tcPr>
+          <w:p>
+            <w:r>
+              <w:rPr>
+                <w:b w:val="0"/>
+                <w:i w:val="0"/>
+                <w:color w:val="64748B"/>
+                <w:sz w:val="16"/>
+              </w:rPr>
+              <w:t>GT-CQ</w:t>
+            </w:r>
+          </w:p>
+        </w:tc>
+        <w:tc>
+          <w:tcPr>
+            <w:tcW w:type="dxa" w:w="4706"/>
+          </w:tcPr>
+          <w:p>
+            <w:r>
+              <w:rPr>
+                <w:b w:val="0"/>
+                <w:i w:val="0"/>
+                <w:sz w:val="17"/>
+              </w:rPr>
+              <w:t>Prière de renseigner toutes les informations du ménage dans la section 0 avant d'entamer les autres informations.</w:t>
+            </w:r>
+          </w:p>
+        </w:tc>
+      </w:tr>
+      <w:tr>
+        <w:tc>
+          <w:tcPr>
+            <w:tcW w:type="dxa" w:w="964"/>
+          </w:tcPr>
+          <w:p>
+            <w:r>
+              <w:rPr>
+                <w:b/>
+                <w:i w:val="0"/>
+                <w:color w:val="EA580C"/>
+                <w:sz w:val="16"/>
+              </w:rPr>
+              <w:t>Moyenne</w:t>
+            </w:r>
+          </w:p>
+        </w:tc>
+        <w:tc>
+          <w:tcPr>
+            <w:tcW w:type="dxa" w:w="1247"/>
+          </w:tcPr>
+          <w:p>
+            <w:r>
+              <w:rPr>
+                <w:b/>
+                <w:i w:val="0"/>
+                <w:sz w:val="16"/>
+              </w:rPr>
+              <w:t>S00</w:t>
+              <w:br/>
+            </w:r>
+            <w:r>
+              <w:rPr>
+                <w:b w:val="0"/>
+                <w:i w:val="0"/>
+                <w:color w:val="64748B"/>
+                <w:sz w:val="14"/>
+              </w:rPr>
+              <w:t>Identification</w:t>
+            </w:r>
+          </w:p>
+        </w:tc>
+        <w:tc>
+          <w:tcPr>
+            <w:tcW w:type="dxa" w:w="1531"/>
+          </w:tcPr>
+          <w:p>
+            <w:r>
+              <w:rPr>
+                <w:b/>
+                <w:i w:val="0"/>
+                <w:color w:val="16A34A"/>
+                <w:sz w:val="16"/>
+              </w:rPr>
+              <w:t>—</w:t>
+            </w:r>
+          </w:p>
+        </w:tc>
+        <w:tc>
+          <w:tcPr>
+            <w:tcW w:type="dxa" w:w="1191"/>
+          </w:tcPr>
+          <w:p>
+            <w:r>
+              <w:rPr>
+                <w:b w:val="0"/>
+                <w:i w:val="0"/>
+                <w:color w:val="64748B"/>
+                <w:sz w:val="16"/>
+              </w:rPr>
+              <w:t>GT-CQ</w:t>
+            </w:r>
+          </w:p>
+        </w:tc>
+        <w:tc>
+          <w:tcPr>
+            <w:tcW w:type="dxa" w:w="4706"/>
+          </w:tcPr>
+          <w:p>
+            <w:r>
+              <w:rPr>
+                <w:b w:val="0"/>
+                <w:i w:val="0"/>
+                <w:sz w:val="17"/>
+              </w:rPr>
+              <w:t>Il est obligatoire de prendre les coordonnées Gps avant d'administrer le questionnaire.</w:t>
+            </w:r>
+          </w:p>
+        </w:tc>
+      </w:tr>
+      <w:tr>
+        <w:tc>
+          <w:tcPr>
+            <w:tcW w:type="dxa" w:w="964"/>
+          </w:tcPr>
+          <w:p>
+            <w:r>
+              <w:rPr>
+                <w:b/>
+                <w:i w:val="0"/>
+                <w:color w:val="EA580C"/>
+                <w:sz w:val="16"/>
+              </w:rPr>
+              <w:t>Moyenne</w:t>
+            </w:r>
+          </w:p>
+        </w:tc>
+        <w:tc>
+          <w:tcPr>
+            <w:tcW w:type="dxa" w:w="1247"/>
+          </w:tcPr>
+          <w:p>
+            <w:r>
+              <w:rPr>
+                <w:b/>
+                <w:i w:val="0"/>
+                <w:sz w:val="16"/>
+              </w:rPr>
+              <w:t>S00</w:t>
+              <w:br/>
+            </w:r>
+            <w:r>
+              <w:rPr>
+                <w:b w:val="0"/>
+                <w:i w:val="0"/>
+                <w:color w:val="64748B"/>
+                <w:sz w:val="14"/>
+              </w:rPr>
+              <w:t>Identification</w:t>
+            </w:r>
+          </w:p>
+        </w:tc>
+        <w:tc>
+          <w:tcPr>
+            <w:tcW w:type="dxa" w:w="1531"/>
+          </w:tcPr>
+          <w:p>
+            <w:r>
+              <w:rPr>
+                <w:b/>
+                <w:i w:val="0"/>
+                <w:color w:val="16A34A"/>
+                <w:sz w:val="16"/>
+              </w:rPr>
+              <w:t>—</w:t>
+            </w:r>
+          </w:p>
+        </w:tc>
+        <w:tc>
+          <w:tcPr>
+            <w:tcW w:type="dxa" w:w="1191"/>
+          </w:tcPr>
+          <w:p>
+            <w:r>
+              <w:rPr>
+                <w:b w:val="0"/>
+                <w:i w:val="0"/>
+                <w:color w:val="64748B"/>
+                <w:sz w:val="16"/>
+              </w:rPr>
+              <w:t>GT-CQ</w:t>
+            </w:r>
+          </w:p>
+        </w:tc>
+        <w:tc>
+          <w:tcPr>
+            <w:tcW w:type="dxa" w:w="4706"/>
+          </w:tcPr>
+          <w:p>
+            <w:r>
+              <w:rPr>
+                <w:b w:val="0"/>
+                <w:i w:val="0"/>
+                <w:sz w:val="17"/>
+              </w:rPr>
+              <w:t>Prière de prendre les coordonnées GPS.</w:t>
+            </w:r>
+          </w:p>
+        </w:tc>
+      </w:tr>
+      <w:tr>
+        <w:tc>
+          <w:tcPr>
+            <w:tcW w:type="dxa" w:w="964"/>
+          </w:tcPr>
+          <w:p>
+            <w:r>
+              <w:rPr>
+                <w:b/>
+                <w:i w:val="0"/>
+                <w:color w:val="EA580C"/>
+                <w:sz w:val="16"/>
+              </w:rPr>
+              <w:t>Moyenne</w:t>
+            </w:r>
+          </w:p>
+        </w:tc>
+        <w:tc>
+          <w:tcPr>
+            <w:tcW w:type="dxa" w:w="1247"/>
+          </w:tcPr>
+          <w:p>
+            <w:r>
+              <w:rPr>
+                <w:b/>
+                <w:i w:val="0"/>
+                <w:sz w:val="16"/>
+              </w:rPr>
+              <w:t>S00</w:t>
+              <w:br/>
+            </w:r>
+            <w:r>
+              <w:rPr>
+                <w:b w:val="0"/>
+                <w:i w:val="0"/>
+                <w:color w:val="64748B"/>
+                <w:sz w:val="14"/>
+              </w:rPr>
+              <w:t>Identification</w:t>
+            </w:r>
+          </w:p>
+        </w:tc>
+        <w:tc>
+          <w:tcPr>
+            <w:tcW w:type="dxa" w:w="1531"/>
+          </w:tcPr>
+          <w:p>
+            <w:r>
+              <w:rPr>
+                <w:b/>
+                <w:i w:val="0"/>
+                <w:color w:val="16A34A"/>
+                <w:sz w:val="16"/>
+              </w:rPr>
+              <w:t>—</w:t>
+            </w:r>
+          </w:p>
+        </w:tc>
+        <w:tc>
+          <w:tcPr>
+            <w:tcW w:type="dxa" w:w="1191"/>
+          </w:tcPr>
+          <w:p>
+            <w:r>
+              <w:rPr>
+                <w:b w:val="0"/>
+                <w:i w:val="0"/>
+                <w:color w:val="64748B"/>
+                <w:sz w:val="16"/>
+              </w:rPr>
+              <w:t>GT-CQ</w:t>
+            </w:r>
+          </w:p>
+        </w:tc>
+        <w:tc>
+          <w:tcPr>
+            <w:tcW w:type="dxa" w:w="4706"/>
+          </w:tcPr>
+          <w:p>
+            <w:r>
+              <w:rPr>
+                <w:b w:val="0"/>
+                <w:i w:val="0"/>
+                <w:sz w:val="17"/>
+              </w:rPr>
+              <w:t>L'adresse ou la localisation du ménage doit être bien renseignée, ne doit pas contenir des numéros de téléphone et elle semble courte pour être une adresse.</w:t>
+            </w:r>
+          </w:p>
+        </w:tc>
+      </w:tr>
+      <w:tr>
+        <w:tc>
+          <w:tcPr>
+            <w:tcW w:type="dxa" w:w="964"/>
+          </w:tcPr>
+          <w:p>
+            <w:r>
+              <w:rPr>
+                <w:b/>
+                <w:i w:val="0"/>
+                <w:color w:val="EA580C"/>
+                <w:sz w:val="16"/>
+              </w:rPr>
+              <w:t>Moyenne</w:t>
+            </w:r>
+          </w:p>
+        </w:tc>
+        <w:tc>
+          <w:tcPr>
+            <w:tcW w:type="dxa" w:w="1247"/>
+          </w:tcPr>
+          <w:p>
+            <w:r>
+              <w:rPr>
+                <w:b/>
+                <w:i w:val="0"/>
+                <w:sz w:val="16"/>
+              </w:rPr>
+              <w:t>S00</w:t>
+              <w:br/>
+            </w:r>
+            <w:r>
+              <w:rPr>
+                <w:b w:val="0"/>
+                <w:i w:val="0"/>
+                <w:color w:val="64748B"/>
+                <w:sz w:val="14"/>
+              </w:rPr>
+              <w:t>Identification</w:t>
+            </w:r>
+          </w:p>
+        </w:tc>
+        <w:tc>
+          <w:tcPr>
+            <w:tcW w:type="dxa" w:w="1531"/>
+          </w:tcPr>
+          <w:p>
+            <w:r>
+              <w:rPr>
+                <w:b/>
+                <w:i w:val="0"/>
+                <w:color w:val="16A34A"/>
+                <w:sz w:val="16"/>
+              </w:rPr>
+              <w:t>—</w:t>
+            </w:r>
+          </w:p>
+        </w:tc>
+        <w:tc>
+          <w:tcPr>
+            <w:tcW w:type="dxa" w:w="1191"/>
+          </w:tcPr>
+          <w:p>
+            <w:r>
+              <w:rPr>
+                <w:b w:val="0"/>
+                <w:i w:val="0"/>
+                <w:color w:val="64748B"/>
+                <w:sz w:val="16"/>
+              </w:rPr>
+              <w:t>GT-CQ</w:t>
+            </w:r>
+          </w:p>
+        </w:tc>
+        <w:tc>
+          <w:tcPr>
+            <w:tcW w:type="dxa" w:w="4706"/>
+          </w:tcPr>
+          <w:p>
+            <w:r>
+              <w:rPr>
+                <w:b w:val="0"/>
+                <w:i w:val="0"/>
+                <w:sz w:val="17"/>
+              </w:rPr>
+              <w:t>Prière de renseigner la bonne adresse.Attention! Il manque des informations non renseignées dans la section 0, prière de regarder toutes les autres informations dans l'identification du ménage (IDENTIFICATION ET RENSEIGNEMENTS DE CONTROLE) ou dans OBSERVATIONS pour pouvoir renseigné toutes les questions liées au ménage.</w:t>
+            </w:r>
+          </w:p>
+        </w:tc>
+      </w:tr>
+      <w:tr>
+        <w:tc>
+          <w:tcPr>
+            <w:tcW w:type="dxa" w:w="964"/>
+          </w:tcPr>
+          <w:p>
+            <w:r>
+              <w:rPr>
+                <w:b/>
+                <w:i w:val="0"/>
+                <w:color w:val="EA580C"/>
+                <w:sz w:val="16"/>
+              </w:rPr>
+              <w:t>Moyenne</w:t>
+            </w:r>
+          </w:p>
+        </w:tc>
+        <w:tc>
+          <w:tcPr>
+            <w:tcW w:type="dxa" w:w="1247"/>
+          </w:tcPr>
+          <w:p>
+            <w:r>
+              <w:rPr>
+                <w:b/>
+                <w:i w:val="0"/>
+                <w:sz w:val="16"/>
+              </w:rPr>
+              <w:t>S00</w:t>
+              <w:br/>
+            </w:r>
+            <w:r>
+              <w:rPr>
+                <w:b w:val="0"/>
+                <w:i w:val="0"/>
+                <w:color w:val="64748B"/>
+                <w:sz w:val="14"/>
+              </w:rPr>
+              <w:t>Identification</w:t>
+            </w:r>
+          </w:p>
+        </w:tc>
+        <w:tc>
+          <w:tcPr>
+            <w:tcW w:type="dxa" w:w="1531"/>
+          </w:tcPr>
+          <w:p>
+            <w:r>
+              <w:rPr>
+                <w:b/>
+                <w:i w:val="0"/>
+                <w:color w:val="16A34A"/>
+                <w:sz w:val="16"/>
+              </w:rPr>
+              <w:t>s00q12a, s00q12b</w:t>
+            </w:r>
+          </w:p>
+        </w:tc>
+        <w:tc>
+          <w:tcPr>
+            <w:tcW w:type="dxa" w:w="1191"/>
+          </w:tcPr>
+          <w:p>
+            <w:r>
+              <w:rPr>
+                <w:b w:val="0"/>
+                <w:i w:val="0"/>
+                <w:color w:val="64748B"/>
+                <w:sz w:val="16"/>
+              </w:rPr>
+              <w:t>GT-CQ</w:t>
+            </w:r>
+          </w:p>
+        </w:tc>
+        <w:tc>
+          <w:tcPr>
+            <w:tcW w:type="dxa" w:w="4706"/>
+          </w:tcPr>
+          <w:p>
+            <w:r>
+              <w:rPr>
+                <w:b w:val="0"/>
+                <w:i w:val="0"/>
+                <w:sz w:val="17"/>
+              </w:rPr>
+              <w:t>Attention! Veillez bien renseigner le deuxième numero du chef de ménage(0.12b).</w:t>
+            </w:r>
+          </w:p>
+        </w:tc>
+      </w:tr>
+      <w:tr>
+        <w:tc>
+          <w:tcPr>
+            <w:tcW w:type="dxa" w:w="964"/>
+          </w:tcPr>
+          <w:p>
+            <w:r>
+              <w:rPr>
+                <w:b/>
+                <w:i w:val="0"/>
+                <w:color w:val="EA580C"/>
+                <w:sz w:val="16"/>
+              </w:rPr>
+              <w:t>Moyenne</w:t>
+            </w:r>
+          </w:p>
+        </w:tc>
+        <w:tc>
+          <w:tcPr>
+            <w:tcW w:type="dxa" w:w="1247"/>
+          </w:tcPr>
+          <w:p>
+            <w:r>
+              <w:rPr>
+                <w:b/>
+                <w:i w:val="0"/>
+                <w:sz w:val="16"/>
+              </w:rPr>
+              <w:t>S01</w:t>
+              <w:br/>
+            </w:r>
+            <w:r>
+              <w:rPr>
+                <w:b w:val="0"/>
+                <w:i w:val="0"/>
+                <w:color w:val="64748B"/>
+                <w:sz w:val="14"/>
+              </w:rPr>
+              <w:t>Démographie</w:t>
+            </w:r>
+          </w:p>
+        </w:tc>
+        <w:tc>
+          <w:tcPr>
+            <w:tcW w:type="dxa" w:w="1531"/>
+          </w:tcPr>
+          <w:p>
+            <w:r>
+              <w:rPr>
+                <w:b/>
+                <w:i w:val="0"/>
+                <w:color w:val="16A34A"/>
+                <w:sz w:val="16"/>
+              </w:rPr>
+              <w:t>—</w:t>
+            </w:r>
+          </w:p>
+        </w:tc>
+        <w:tc>
+          <w:tcPr>
+            <w:tcW w:type="dxa" w:w="1191"/>
+          </w:tcPr>
+          <w:p>
+            <w:r>
+              <w:rPr>
+                <w:b w:val="0"/>
+                <w:i w:val="0"/>
+                <w:color w:val="64748B"/>
+                <w:sz w:val="16"/>
+              </w:rPr>
+              <w:t>GT-CQ</w:t>
+            </w:r>
+          </w:p>
+        </w:tc>
+        <w:tc>
+          <w:tcPr>
+            <w:tcW w:type="dxa" w:w="4706"/>
+          </w:tcPr>
+          <w:p>
+            <w:r>
+              <w:rPr>
+                <w:b w:val="0"/>
+                <w:i w:val="0"/>
+                <w:sz w:val="17"/>
+              </w:rPr>
+              <w:t>Prière de verifier l'information donnée par ADAMA BA SAMBA ou corriger au niveau de la section 1.</w:t>
+            </w:r>
+          </w:p>
+        </w:tc>
+      </w:tr>
+      <w:tr>
+        <w:tc>
+          <w:tcPr>
+            <w:tcW w:type="dxa" w:w="964"/>
+          </w:tcPr>
+          <w:p>
+            <w:r>
+              <w:rPr>
+                <w:b/>
+                <w:i w:val="0"/>
+                <w:color w:val="EA580C"/>
+                <w:sz w:val="16"/>
+              </w:rPr>
+              <w:t>Moyenne</w:t>
+            </w:r>
+          </w:p>
+        </w:tc>
+        <w:tc>
+          <w:tcPr>
+            <w:tcW w:type="dxa" w:w="1247"/>
+          </w:tcPr>
+          <w:p>
+            <w:r>
+              <w:rPr>
+                <w:b/>
+                <w:i w:val="0"/>
+                <w:sz w:val="16"/>
+              </w:rPr>
+              <w:t>S01</w:t>
+              <w:br/>
+            </w:r>
+            <w:r>
+              <w:rPr>
+                <w:b w:val="0"/>
+                <w:i w:val="0"/>
+                <w:color w:val="64748B"/>
+                <w:sz w:val="14"/>
+              </w:rPr>
+              <w:t>Démographie</w:t>
+            </w:r>
+          </w:p>
+        </w:tc>
+        <w:tc>
+          <w:tcPr>
+            <w:tcW w:type="dxa" w:w="1531"/>
+          </w:tcPr>
+          <w:p>
+            <w:r>
+              <w:rPr>
+                <w:b/>
+                <w:i w:val="0"/>
+                <w:color w:val="16A34A"/>
+                <w:sz w:val="16"/>
+              </w:rPr>
+              <w:t>—</w:t>
+            </w:r>
+          </w:p>
+        </w:tc>
+        <w:tc>
+          <w:tcPr>
+            <w:tcW w:type="dxa" w:w="1191"/>
+          </w:tcPr>
+          <w:p>
+            <w:r>
+              <w:rPr>
+                <w:b w:val="0"/>
+                <w:i w:val="0"/>
+                <w:color w:val="64748B"/>
+                <w:sz w:val="16"/>
+              </w:rPr>
+              <w:t>GT-CQ</w:t>
+            </w:r>
+          </w:p>
+        </w:tc>
+        <w:tc>
+          <w:tcPr>
+            <w:tcW w:type="dxa" w:w="4706"/>
+          </w:tcPr>
+          <w:p>
+            <w:r>
+              <w:rPr>
+                <w:b w:val="0"/>
+                <w:i w:val="0"/>
+                <w:sz w:val="17"/>
+              </w:rPr>
+              <w:t>Prière de verifier l'information donnée par DAOUDA SAMBA ou corriger au niveau de la section 1.</w:t>
+            </w:r>
+          </w:p>
+        </w:tc>
+      </w:tr>
+      <w:tr>
+        <w:tc>
+          <w:tcPr>
+            <w:tcW w:type="dxa" w:w="964"/>
+          </w:tcPr>
+          <w:p>
+            <w:r>
+              <w:rPr>
+                <w:b/>
+                <w:i w:val="0"/>
+                <w:color w:val="EA580C"/>
+                <w:sz w:val="16"/>
+              </w:rPr>
+              <w:t>Moyenne</w:t>
+            </w:r>
+          </w:p>
+        </w:tc>
+        <w:tc>
+          <w:tcPr>
+            <w:tcW w:type="dxa" w:w="1247"/>
+          </w:tcPr>
+          <w:p>
+            <w:r>
+              <w:rPr>
+                <w:b/>
+                <w:i w:val="0"/>
+                <w:sz w:val="16"/>
+              </w:rPr>
+              <w:t>S01</w:t>
+              <w:br/>
+            </w:r>
+            <w:r>
+              <w:rPr>
+                <w:b w:val="0"/>
+                <w:i w:val="0"/>
+                <w:color w:val="64748B"/>
+                <w:sz w:val="14"/>
+              </w:rPr>
+              <w:t>Démographie</w:t>
+            </w:r>
+          </w:p>
+        </w:tc>
+        <w:tc>
+          <w:tcPr>
+            <w:tcW w:type="dxa" w:w="1531"/>
+          </w:tcPr>
+          <w:p>
+            <w:r>
+              <w:rPr>
+                <w:b/>
+                <w:i w:val="0"/>
+                <w:color w:val="16A34A"/>
+                <w:sz w:val="16"/>
+              </w:rPr>
+              <w:t>—</w:t>
+            </w:r>
+          </w:p>
+        </w:tc>
+        <w:tc>
+          <w:tcPr>
+            <w:tcW w:type="dxa" w:w="1191"/>
+          </w:tcPr>
+          <w:p>
+            <w:r>
+              <w:rPr>
+                <w:b w:val="0"/>
+                <w:i w:val="0"/>
+                <w:color w:val="64748B"/>
+                <w:sz w:val="16"/>
+              </w:rPr>
+              <w:t>GT-CQ</w:t>
+            </w:r>
+          </w:p>
+        </w:tc>
+        <w:tc>
+          <w:tcPr>
+            <w:tcW w:type="dxa" w:w="4706"/>
+          </w:tcPr>
+          <w:p>
+            <w:r>
+              <w:rPr>
+                <w:b w:val="0"/>
+                <w:i w:val="0"/>
+                <w:sz w:val="17"/>
+              </w:rPr>
+              <w:t>Prière de verifier l'information donnée par MOUHAMAD SAMBA ou corriger au niveau de la section 1.</w:t>
+            </w:r>
+          </w:p>
+        </w:tc>
+      </w:tr>
+      <w:tr>
+        <w:tc>
+          <w:tcPr>
+            <w:tcW w:type="dxa" w:w="964"/>
+          </w:tcPr>
+          <w:p>
+            <w:r>
+              <w:rPr>
+                <w:b/>
+                <w:i w:val="0"/>
+                <w:color w:val="EA580C"/>
+                <w:sz w:val="16"/>
+              </w:rPr>
+              <w:t>Moyenne</w:t>
+            </w:r>
+          </w:p>
+        </w:tc>
+        <w:tc>
+          <w:tcPr>
+            <w:tcW w:type="dxa" w:w="1247"/>
+          </w:tcPr>
+          <w:p>
+            <w:r>
+              <w:rPr>
+                <w:b/>
+                <w:i w:val="0"/>
+                <w:sz w:val="16"/>
+              </w:rPr>
+              <w:t>S01</w:t>
+              <w:br/>
+            </w:r>
+            <w:r>
+              <w:rPr>
+                <w:b w:val="0"/>
+                <w:i w:val="0"/>
+                <w:color w:val="64748B"/>
+                <w:sz w:val="14"/>
+              </w:rPr>
+              <w:t>Démographie</w:t>
+            </w:r>
+          </w:p>
+        </w:tc>
+        <w:tc>
+          <w:tcPr>
+            <w:tcW w:type="dxa" w:w="1531"/>
+          </w:tcPr>
+          <w:p>
+            <w:r>
+              <w:rPr>
+                <w:b/>
+                <w:i w:val="0"/>
+                <w:color w:val="16A34A"/>
+                <w:sz w:val="16"/>
+              </w:rPr>
+              <w:t>—</w:t>
+            </w:r>
+          </w:p>
+        </w:tc>
+        <w:tc>
+          <w:tcPr>
+            <w:tcW w:type="dxa" w:w="1191"/>
+          </w:tcPr>
+          <w:p>
+            <w:r>
+              <w:rPr>
+                <w:b w:val="0"/>
+                <w:i w:val="0"/>
+                <w:color w:val="64748B"/>
+                <w:sz w:val="16"/>
+              </w:rPr>
+              <w:t>GT-CQ</w:t>
+            </w:r>
+          </w:p>
+        </w:tc>
+        <w:tc>
+          <w:tcPr>
+            <w:tcW w:type="dxa" w:w="4706"/>
+          </w:tcPr>
+          <w:p>
+            <w:r>
+              <w:rPr>
+                <w:b w:val="0"/>
+                <w:i w:val="0"/>
+                <w:sz w:val="17"/>
+              </w:rPr>
+              <w:t>Prière de verifier l'information donnée par YAYE LAYE SAMBA ou corriger au niveau de la section 1.</w:t>
+            </w:r>
+          </w:p>
+        </w:tc>
+      </w:tr>
+      <w:tr>
+        <w:tc>
+          <w:tcPr>
+            <w:tcW w:type="dxa" w:w="964"/>
+          </w:tcPr>
+          <w:p>
+            <w:r>
+              <w:rPr>
+                <w:b/>
+                <w:i w:val="0"/>
+                <w:color w:val="EA580C"/>
+                <w:sz w:val="16"/>
+              </w:rPr>
+              <w:t>Moyenne</w:t>
+            </w:r>
+          </w:p>
+        </w:tc>
+        <w:tc>
+          <w:tcPr>
+            <w:tcW w:type="dxa" w:w="1247"/>
+          </w:tcPr>
+          <w:p>
+            <w:r>
+              <w:rPr>
+                <w:b/>
+                <w:i w:val="0"/>
+                <w:sz w:val="16"/>
+              </w:rPr>
+              <w:t>S01</w:t>
+              <w:br/>
+            </w:r>
+            <w:r>
+              <w:rPr>
+                <w:b w:val="0"/>
+                <w:i w:val="0"/>
+                <w:color w:val="64748B"/>
+                <w:sz w:val="14"/>
+              </w:rPr>
+              <w:t>Démographie</w:t>
+            </w:r>
+          </w:p>
+        </w:tc>
+        <w:tc>
+          <w:tcPr>
+            <w:tcW w:type="dxa" w:w="1531"/>
+          </w:tcPr>
+          <w:p>
+            <w:r>
+              <w:rPr>
+                <w:b/>
+                <w:i w:val="0"/>
+                <w:color w:val="16A34A"/>
+                <w:sz w:val="16"/>
+              </w:rPr>
+              <w:t>s01q41, s01q00b</w:t>
+            </w:r>
+          </w:p>
+        </w:tc>
+        <w:tc>
+          <w:tcPr>
+            <w:tcW w:type="dxa" w:w="1191"/>
+          </w:tcPr>
+          <w:p>
+            <w:r>
+              <w:rPr>
+                <w:b w:val="0"/>
+                <w:i w:val="0"/>
+                <w:color w:val="64748B"/>
+                <w:sz w:val="16"/>
+              </w:rPr>
+              <w:t>GT-CQ</w:t>
+            </w:r>
+          </w:p>
+        </w:tc>
+        <w:tc>
+          <w:tcPr>
+            <w:tcW w:type="dxa" w:w="4706"/>
+          </w:tcPr>
+          <w:p>
+            <w:r>
+              <w:rPr>
+                <w:b w:val="0"/>
+                <w:i w:val="0"/>
+                <w:sz w:val="17"/>
+              </w:rPr>
+              <w:t>Le montant dépensé ou reçu en cadeau pour les cartes prépayées, les transferts de crédit et les abonnements de  NDEYE BINTA SAMBA semble élevé ou faible , prière de corriger ou de confirmer l'information avec le QG.</w:t>
+            </w:r>
+          </w:p>
+        </w:tc>
+      </w:tr>
+      <w:tr>
+        <w:tc>
+          <w:tcPr>
+            <w:tcW w:type="dxa" w:w="964"/>
+          </w:tcPr>
+          <w:p>
+            <w:r>
+              <w:rPr>
+                <w:b/>
+                <w:i w:val="0"/>
+                <w:color w:val="EA580C"/>
+                <w:sz w:val="16"/>
+              </w:rPr>
+              <w:t>Moyenne</w:t>
+            </w:r>
+          </w:p>
+        </w:tc>
+        <w:tc>
+          <w:tcPr>
+            <w:tcW w:type="dxa" w:w="1247"/>
+          </w:tcPr>
+          <w:p>
+            <w:r>
+              <w:rPr>
+                <w:b/>
+                <w:i w:val="0"/>
+                <w:sz w:val="16"/>
+              </w:rPr>
+              <w:t>S01</w:t>
+              <w:br/>
+            </w:r>
+            <w:r>
+              <w:rPr>
+                <w:b w:val="0"/>
+                <w:i w:val="0"/>
+                <w:color w:val="64748B"/>
+                <w:sz w:val="14"/>
+              </w:rPr>
+              <w:t>Démographie</w:t>
+            </w:r>
+          </w:p>
+        </w:tc>
+        <w:tc>
+          <w:tcPr>
+            <w:tcW w:type="dxa" w:w="1531"/>
+          </w:tcPr>
+          <w:p>
+            <w:r>
+              <w:rPr>
+                <w:b/>
+                <w:i w:val="0"/>
+                <w:color w:val="16A34A"/>
+                <w:sz w:val="16"/>
+              </w:rPr>
+              <w:t>s01q41a, s01q00b</w:t>
+            </w:r>
+          </w:p>
+        </w:tc>
+        <w:tc>
+          <w:tcPr>
+            <w:tcW w:type="dxa" w:w="1191"/>
+          </w:tcPr>
+          <w:p>
+            <w:r>
+              <w:rPr>
+                <w:b w:val="0"/>
+                <w:i w:val="0"/>
+                <w:color w:val="64748B"/>
+                <w:sz w:val="16"/>
+              </w:rPr>
+              <w:t>GT-CQ</w:t>
+            </w:r>
+          </w:p>
+        </w:tc>
+        <w:tc>
+          <w:tcPr>
+            <w:tcW w:type="dxa" w:w="4706"/>
+          </w:tcPr>
+          <w:p>
+            <w:r>
+              <w:rPr>
+                <w:b w:val="0"/>
+                <w:i w:val="0"/>
+                <w:sz w:val="17"/>
+              </w:rPr>
+              <w:t>Le montant dépensé ou reçu en cadeau pour les recharges internet ou de forfaits de données mobiles(hors appels vocaux), aucours des 30 derniers jours de NDEYE BINTA SAMBA semble élevé ou faible, prière de corriger ou de confirmer l'information avec le QG.</w:t>
+            </w:r>
+          </w:p>
+        </w:tc>
+      </w:tr>
+      <w:tr>
+        <w:tc>
+          <w:tcPr>
+            <w:tcW w:type="dxa" w:w="964"/>
+          </w:tcPr>
+          <w:p>
+            <w:r>
+              <w:rPr>
+                <w:b/>
+                <w:i w:val="0"/>
+                <w:color w:val="EA580C"/>
+                <w:sz w:val="16"/>
+              </w:rPr>
+              <w:t>Moyenne</w:t>
+            </w:r>
+          </w:p>
+        </w:tc>
+        <w:tc>
+          <w:tcPr>
+            <w:tcW w:type="dxa" w:w="1247"/>
+          </w:tcPr>
+          <w:p>
+            <w:r>
+              <w:rPr>
+                <w:b/>
+                <w:i w:val="0"/>
+                <w:sz w:val="16"/>
+              </w:rPr>
+              <w:t>S01</w:t>
+              <w:br/>
+            </w:r>
+            <w:r>
+              <w:rPr>
+                <w:b w:val="0"/>
+                <w:i w:val="0"/>
+                <w:color w:val="64748B"/>
+                <w:sz w:val="14"/>
+              </w:rPr>
+              <w:t>Démographie</w:t>
+            </w:r>
+          </w:p>
+        </w:tc>
+        <w:tc>
+          <w:tcPr>
+            <w:tcW w:type="dxa" w:w="1531"/>
+          </w:tcPr>
+          <w:p>
+            <w:r>
+              <w:rPr>
+                <w:b/>
+                <w:i w:val="0"/>
+                <w:color w:val="16A34A"/>
+                <w:sz w:val="16"/>
+              </w:rPr>
+              <w:t>—</w:t>
+            </w:r>
+          </w:p>
+        </w:tc>
+        <w:tc>
+          <w:tcPr>
+            <w:tcW w:type="dxa" w:w="1191"/>
+          </w:tcPr>
+          <w:p>
+            <w:r>
+              <w:rPr>
+                <w:b w:val="0"/>
+                <w:i w:val="0"/>
+                <w:color w:val="64748B"/>
+                <w:sz w:val="16"/>
+              </w:rPr>
+              <w:t>GT-CQ</w:t>
+            </w:r>
+          </w:p>
+        </w:tc>
+        <w:tc>
+          <w:tcPr>
+            <w:tcW w:type="dxa" w:w="4706"/>
+          </w:tcPr>
+          <w:p>
+            <w:r>
+              <w:rPr>
+                <w:b w:val="0"/>
+                <w:i w:val="0"/>
+                <w:sz w:val="17"/>
+              </w:rPr>
+              <w:t>Prière de verifier l'information donnée par NDEYE BINTA SAMBA ou corriger au niveau de la section 1.</w:t>
+            </w:r>
+          </w:p>
+        </w:tc>
+      </w:tr>
+      <w:tr>
+        <w:tc>
+          <w:tcPr>
+            <w:tcW w:type="dxa" w:w="964"/>
+          </w:tcPr>
+          <w:p>
+            <w:r>
+              <w:rPr>
+                <w:b/>
+                <w:i w:val="0"/>
+                <w:color w:val="EA580C"/>
+                <w:sz w:val="16"/>
+              </w:rPr>
+              <w:t>Moyenne</w:t>
+            </w:r>
+          </w:p>
+        </w:tc>
+        <w:tc>
+          <w:tcPr>
+            <w:tcW w:type="dxa" w:w="1247"/>
+          </w:tcPr>
+          <w:p>
+            <w:r>
+              <w:rPr>
+                <w:b/>
+                <w:i w:val="0"/>
+                <w:sz w:val="16"/>
+              </w:rPr>
               <w:t>S02</w:t>
               <w:br/>
             </w:r>
@@ -1894,7 +3244,7 @@
                 <w:color w:val="16A34A"/>
                 <w:sz w:val="16"/>
               </w:rPr>
-              <w:t>s01q32, s01q36, s01q38, s04q37_modif, s02q33, s02q34, s01q00b</w:t>
+              <w:t>s01q63, s00q04, s02q25, s01q00b, s02q17_2, s02q15_2</w:t>
             </w:r>
           </w:p>
         </w:tc>
@@ -1925,1717 +3275,7 @@
                 <w:i w:val="0"/>
                 <w:sz w:val="17"/>
               </w:rPr>
-              <w:t>Peu probable!!! Vu l'âge (14 ans) de ADAMA BA SAMBA ou l'année à laquelle ADAMA BA SAMBA a fréquenté l'école pour la dernière fois (.) le dernier diplome de ADAMA BA SAMBA ne peut être le Certificat d'études primaires (CEP), prière de corriger cette incohérence ou confirmer avec le QG.</w:t>
-            </w:r>
-          </w:p>
-        </w:tc>
-      </w:tr>
-      <w:tr>
-        <w:tc>
-          <w:tcPr>
-            <w:tcW w:type="dxa" w:w="964"/>
-          </w:tcPr>
-          <w:p>
-            <w:r>
-              <w:rPr>
-                <w:b/>
-                <w:i w:val="0"/>
-                <w:color w:val="DC2626"/>
-                <w:sz w:val="16"/>
-              </w:rPr>
-              <w:t>Haute</w:t>
-            </w:r>
-          </w:p>
-        </w:tc>
-        <w:tc>
-          <w:tcPr>
-            <w:tcW w:type="dxa" w:w="1247"/>
-          </w:tcPr>
-          <w:p>
-            <w:r>
-              <w:rPr>
-                <w:b/>
-                <w:i w:val="0"/>
-                <w:sz w:val="16"/>
-              </w:rPr>
-              <w:t>S03</w:t>
-              <w:br/>
-            </w:r>
-            <w:r>
-              <w:rPr>
-                <w:b w:val="0"/>
-                <w:i w:val="0"/>
-                <w:color w:val="64748B"/>
-                <w:sz w:val="14"/>
-              </w:rPr>
-              <w:t>Santé</w:t>
-            </w:r>
-          </w:p>
-        </w:tc>
-        <w:tc>
-          <w:tcPr>
-            <w:tcW w:type="dxa" w:w="1531"/>
-          </w:tcPr>
-          <w:p>
-            <w:r>
-              <w:rPr>
-                <w:b/>
-                <w:i w:val="0"/>
-                <w:color w:val="16A34A"/>
-                <w:sz w:val="16"/>
-              </w:rPr>
-              <w:t>—</w:t>
-            </w:r>
-          </w:p>
-        </w:tc>
-        <w:tc>
-          <w:tcPr>
-            <w:tcW w:type="dxa" w:w="1191"/>
-          </w:tcPr>
-          <w:p>
-            <w:r>
-              <w:rPr>
-                <w:b w:val="0"/>
-                <w:i w:val="0"/>
-                <w:color w:val="64748B"/>
-                <w:sz w:val="16"/>
-              </w:rPr>
-              <w:t>GT-CQ</w:t>
-            </w:r>
-          </w:p>
-        </w:tc>
-        <w:tc>
-          <w:tcPr>
-            <w:tcW w:type="dxa" w:w="4706"/>
-          </w:tcPr>
-          <w:p>
-            <w:r>
-              <w:rPr>
-                <w:b w:val="0"/>
-                <w:i w:val="0"/>
-                <w:sz w:val="17"/>
-              </w:rPr>
-              <w:t>Incohérent !!! DAOUDA SAMBA s'est consulté la première fois pour cette maladie (Maladie des yeux) chez un médecin spécialiste et vous dites que  DAOUDA SAMBA n'est pas concerné par le montant des frais de consultation d'un médecin spécialiste (3.15=9999).</w:t>
-            </w:r>
-          </w:p>
-        </w:tc>
-      </w:tr>
-      <w:tr>
-        <w:tc>
-          <w:tcPr>
-            <w:tcW w:type="dxa" w:w="964"/>
-          </w:tcPr>
-          <w:p>
-            <w:r>
-              <w:rPr>
-                <w:b/>
-                <w:i w:val="0"/>
-                <w:color w:val="DC2626"/>
-                <w:sz w:val="16"/>
-              </w:rPr>
-              <w:t>Haute</w:t>
-            </w:r>
-          </w:p>
-        </w:tc>
-        <w:tc>
-          <w:tcPr>
-            <w:tcW w:type="dxa" w:w="1247"/>
-          </w:tcPr>
-          <w:p>
-            <w:r>
-              <w:rPr>
-                <w:b/>
-                <w:i w:val="0"/>
-                <w:sz w:val="16"/>
-              </w:rPr>
-              <w:t>S03</w:t>
-              <w:br/>
-            </w:r>
-            <w:r>
-              <w:rPr>
-                <w:b w:val="0"/>
-                <w:i w:val="0"/>
-                <w:color w:val="64748B"/>
-                <w:sz w:val="14"/>
-              </w:rPr>
-              <w:t>Santé</w:t>
-            </w:r>
-          </w:p>
-        </w:tc>
-        <w:tc>
-          <w:tcPr>
-            <w:tcW w:type="dxa" w:w="1531"/>
-          </w:tcPr>
-          <w:p>
-            <w:r>
-              <w:rPr>
-                <w:b/>
-                <w:i w:val="0"/>
-                <w:color w:val="16A34A"/>
-                <w:sz w:val="16"/>
-              </w:rPr>
-              <w:t>—</w:t>
-            </w:r>
-          </w:p>
-        </w:tc>
-        <w:tc>
-          <w:tcPr>
-            <w:tcW w:type="dxa" w:w="1191"/>
-          </w:tcPr>
-          <w:p>
-            <w:r>
-              <w:rPr>
-                <w:b w:val="0"/>
-                <w:i w:val="0"/>
-                <w:color w:val="64748B"/>
-                <w:sz w:val="16"/>
-              </w:rPr>
-              <w:t>GT-CQ</w:t>
-            </w:r>
-          </w:p>
-        </w:tc>
-        <w:tc>
-          <w:tcPr>
-            <w:tcW w:type="dxa" w:w="4706"/>
-          </w:tcPr>
-          <w:p>
-            <w:r>
-              <w:rPr>
-                <w:b w:val="0"/>
-                <w:i w:val="0"/>
-                <w:sz w:val="17"/>
-              </w:rPr>
-              <w:t>Prière de verifier cette incohérence auprès de l'enquêté ou confirmer.</w:t>
-            </w:r>
-          </w:p>
-        </w:tc>
-      </w:tr>
-      <w:tr>
-        <w:tc>
-          <w:tcPr>
-            <w:tcW w:type="dxa" w:w="964"/>
-          </w:tcPr>
-          <w:p>
-            <w:r>
-              <w:rPr>
-                <w:b/>
-                <w:i w:val="0"/>
-                <w:color w:val="EA580C"/>
-                <w:sz w:val="16"/>
-              </w:rPr>
-              <w:t>Moyenne</w:t>
-            </w:r>
-          </w:p>
-        </w:tc>
-        <w:tc>
-          <w:tcPr>
-            <w:tcW w:type="dxa" w:w="1247"/>
-          </w:tcPr>
-          <w:p>
-            <w:r>
-              <w:rPr>
-                <w:b/>
-                <w:i w:val="0"/>
-                <w:sz w:val="16"/>
-              </w:rPr>
-              <w:t>S00</w:t>
-              <w:br/>
-            </w:r>
-            <w:r>
-              <w:rPr>
-                <w:b w:val="0"/>
-                <w:i w:val="0"/>
-                <w:color w:val="64748B"/>
-                <w:sz w:val="14"/>
-              </w:rPr>
-              <w:t>Identification</w:t>
-            </w:r>
-          </w:p>
-        </w:tc>
-        <w:tc>
-          <w:tcPr>
-            <w:tcW w:type="dxa" w:w="1531"/>
-          </w:tcPr>
-          <w:p>
-            <w:r>
-              <w:rPr>
-                <w:b/>
-                <w:i w:val="0"/>
-                <w:color w:val="16A34A"/>
-                <w:sz w:val="16"/>
-              </w:rPr>
-              <w:t>s00q07a, s00q08, s00q10, s00q13_0, s00q15_0, s00q17_0, s00q23a, s00q23b</w:t>
-            </w:r>
-          </w:p>
-        </w:tc>
-        <w:tc>
-          <w:tcPr>
-            <w:tcW w:type="dxa" w:w="1191"/>
-          </w:tcPr>
-          <w:p>
-            <w:r>
-              <w:rPr>
-                <w:b w:val="0"/>
-                <w:i w:val="0"/>
-                <w:color w:val="64748B"/>
-                <w:sz w:val="16"/>
-              </w:rPr>
-              <w:t>GT-CQ</w:t>
-            </w:r>
-          </w:p>
-        </w:tc>
-        <w:tc>
-          <w:tcPr>
-            <w:tcW w:type="dxa" w:w="4706"/>
-          </w:tcPr>
-          <w:p>
-            <w:r>
-              <w:rPr>
-                <w:b w:val="0"/>
-                <w:i w:val="0"/>
-                <w:sz w:val="17"/>
-              </w:rPr>
-              <w:t>Prière de renseigner toutes les informations du ménage dans la section 0 avant d'entamer les autres informations.</w:t>
-            </w:r>
-          </w:p>
-        </w:tc>
-      </w:tr>
-      <w:tr>
-        <w:tc>
-          <w:tcPr>
-            <w:tcW w:type="dxa" w:w="964"/>
-          </w:tcPr>
-          <w:p>
-            <w:r>
-              <w:rPr>
-                <w:b/>
-                <w:i w:val="0"/>
-                <w:color w:val="EA580C"/>
-                <w:sz w:val="16"/>
-              </w:rPr>
-              <w:t>Moyenne</w:t>
-            </w:r>
-          </w:p>
-        </w:tc>
-        <w:tc>
-          <w:tcPr>
-            <w:tcW w:type="dxa" w:w="1247"/>
-          </w:tcPr>
-          <w:p>
-            <w:r>
-              <w:rPr>
-                <w:b/>
-                <w:i w:val="0"/>
-                <w:sz w:val="16"/>
-              </w:rPr>
-              <w:t>S00</w:t>
-              <w:br/>
-            </w:r>
-            <w:r>
-              <w:rPr>
-                <w:b w:val="0"/>
-                <w:i w:val="0"/>
-                <w:color w:val="64748B"/>
-                <w:sz w:val="14"/>
-              </w:rPr>
-              <w:t>Identification</w:t>
-            </w:r>
-          </w:p>
-        </w:tc>
-        <w:tc>
-          <w:tcPr>
-            <w:tcW w:type="dxa" w:w="1531"/>
-          </w:tcPr>
-          <w:p>
-            <w:r>
-              <w:rPr>
-                <w:b/>
-                <w:i w:val="0"/>
-                <w:color w:val="16A34A"/>
-                <w:sz w:val="16"/>
-              </w:rPr>
-              <w:t>—</w:t>
-            </w:r>
-          </w:p>
-        </w:tc>
-        <w:tc>
-          <w:tcPr>
-            <w:tcW w:type="dxa" w:w="1191"/>
-          </w:tcPr>
-          <w:p>
-            <w:r>
-              <w:rPr>
-                <w:b w:val="0"/>
-                <w:i w:val="0"/>
-                <w:color w:val="64748B"/>
-                <w:sz w:val="16"/>
-              </w:rPr>
-              <w:t>GT-CQ</w:t>
-            </w:r>
-          </w:p>
-        </w:tc>
-        <w:tc>
-          <w:tcPr>
-            <w:tcW w:type="dxa" w:w="4706"/>
-          </w:tcPr>
-          <w:p>
-            <w:r>
-              <w:rPr>
-                <w:b w:val="0"/>
-                <w:i w:val="0"/>
-                <w:sz w:val="17"/>
-              </w:rPr>
-              <w:t>Il est obligatoire de prendre les coordonnées Gps avant d'administrer le questionnaire.</w:t>
-            </w:r>
-          </w:p>
-        </w:tc>
-      </w:tr>
-      <w:tr>
-        <w:tc>
-          <w:tcPr>
-            <w:tcW w:type="dxa" w:w="964"/>
-          </w:tcPr>
-          <w:p>
-            <w:r>
-              <w:rPr>
-                <w:b/>
-                <w:i w:val="0"/>
-                <w:color w:val="EA580C"/>
-                <w:sz w:val="16"/>
-              </w:rPr>
-              <w:t>Moyenne</w:t>
-            </w:r>
-          </w:p>
-        </w:tc>
-        <w:tc>
-          <w:tcPr>
-            <w:tcW w:type="dxa" w:w="1247"/>
-          </w:tcPr>
-          <w:p>
-            <w:r>
-              <w:rPr>
-                <w:b/>
-                <w:i w:val="0"/>
-                <w:sz w:val="16"/>
-              </w:rPr>
-              <w:t>S00</w:t>
-              <w:br/>
-            </w:r>
-            <w:r>
-              <w:rPr>
-                <w:b w:val="0"/>
-                <w:i w:val="0"/>
-                <w:color w:val="64748B"/>
-                <w:sz w:val="14"/>
-              </w:rPr>
-              <w:t>Identification</w:t>
-            </w:r>
-          </w:p>
-        </w:tc>
-        <w:tc>
-          <w:tcPr>
-            <w:tcW w:type="dxa" w:w="1531"/>
-          </w:tcPr>
-          <w:p>
-            <w:r>
-              <w:rPr>
-                <w:b/>
-                <w:i w:val="0"/>
-                <w:color w:val="16A34A"/>
-                <w:sz w:val="16"/>
-              </w:rPr>
-              <w:t>—</w:t>
-            </w:r>
-          </w:p>
-        </w:tc>
-        <w:tc>
-          <w:tcPr>
-            <w:tcW w:type="dxa" w:w="1191"/>
-          </w:tcPr>
-          <w:p>
-            <w:r>
-              <w:rPr>
-                <w:b w:val="0"/>
-                <w:i w:val="0"/>
-                <w:color w:val="64748B"/>
-                <w:sz w:val="16"/>
-              </w:rPr>
-              <w:t>GT-CQ</w:t>
-            </w:r>
-          </w:p>
-        </w:tc>
-        <w:tc>
-          <w:tcPr>
-            <w:tcW w:type="dxa" w:w="4706"/>
-          </w:tcPr>
-          <w:p>
-            <w:r>
-              <w:rPr>
-                <w:b w:val="0"/>
-                <w:i w:val="0"/>
-                <w:sz w:val="17"/>
-              </w:rPr>
-              <w:t>Prière de prendre les coordonnées GPS.</w:t>
-            </w:r>
-          </w:p>
-        </w:tc>
-      </w:tr>
-      <w:tr>
-        <w:tc>
-          <w:tcPr>
-            <w:tcW w:type="dxa" w:w="964"/>
-          </w:tcPr>
-          <w:p>
-            <w:r>
-              <w:rPr>
-                <w:b/>
-                <w:i w:val="0"/>
-                <w:color w:val="EA580C"/>
-                <w:sz w:val="16"/>
-              </w:rPr>
-              <w:t>Moyenne</w:t>
-            </w:r>
-          </w:p>
-        </w:tc>
-        <w:tc>
-          <w:tcPr>
-            <w:tcW w:type="dxa" w:w="1247"/>
-          </w:tcPr>
-          <w:p>
-            <w:r>
-              <w:rPr>
-                <w:b/>
-                <w:i w:val="0"/>
-                <w:sz w:val="16"/>
-              </w:rPr>
-              <w:t>S00</w:t>
-              <w:br/>
-            </w:r>
-            <w:r>
-              <w:rPr>
-                <w:b w:val="0"/>
-                <w:i w:val="0"/>
-                <w:color w:val="64748B"/>
-                <w:sz w:val="14"/>
-              </w:rPr>
-              <w:t>Identification</w:t>
-            </w:r>
-          </w:p>
-        </w:tc>
-        <w:tc>
-          <w:tcPr>
-            <w:tcW w:type="dxa" w:w="1531"/>
-          </w:tcPr>
-          <w:p>
-            <w:r>
-              <w:rPr>
-                <w:b/>
-                <w:i w:val="0"/>
-                <w:color w:val="16A34A"/>
-                <w:sz w:val="16"/>
-              </w:rPr>
-              <w:t>—</w:t>
-            </w:r>
-          </w:p>
-        </w:tc>
-        <w:tc>
-          <w:tcPr>
-            <w:tcW w:type="dxa" w:w="1191"/>
-          </w:tcPr>
-          <w:p>
-            <w:r>
-              <w:rPr>
-                <w:b w:val="0"/>
-                <w:i w:val="0"/>
-                <w:color w:val="64748B"/>
-                <w:sz w:val="16"/>
-              </w:rPr>
-              <w:t>GT-CQ</w:t>
-            </w:r>
-          </w:p>
-        </w:tc>
-        <w:tc>
-          <w:tcPr>
-            <w:tcW w:type="dxa" w:w="4706"/>
-          </w:tcPr>
-          <w:p>
-            <w:r>
-              <w:rPr>
-                <w:b w:val="0"/>
-                <w:i w:val="0"/>
-                <w:sz w:val="17"/>
-              </w:rPr>
-              <w:t>L'adresse ou la localisation du ménage doit être bien renseignée, ne doit pas contenir des numéros de téléphone et elle semble courte pour être une adresse.</w:t>
-            </w:r>
-          </w:p>
-        </w:tc>
-      </w:tr>
-      <w:tr>
-        <w:tc>
-          <w:tcPr>
-            <w:tcW w:type="dxa" w:w="964"/>
-          </w:tcPr>
-          <w:p>
-            <w:r>
-              <w:rPr>
-                <w:b/>
-                <w:i w:val="0"/>
-                <w:color w:val="EA580C"/>
-                <w:sz w:val="16"/>
-              </w:rPr>
-              <w:t>Moyenne</w:t>
-            </w:r>
-          </w:p>
-        </w:tc>
-        <w:tc>
-          <w:tcPr>
-            <w:tcW w:type="dxa" w:w="1247"/>
-          </w:tcPr>
-          <w:p>
-            <w:r>
-              <w:rPr>
-                <w:b/>
-                <w:i w:val="0"/>
-                <w:sz w:val="16"/>
-              </w:rPr>
-              <w:t>S00</w:t>
-              <w:br/>
-            </w:r>
-            <w:r>
-              <w:rPr>
-                <w:b w:val="0"/>
-                <w:i w:val="0"/>
-                <w:color w:val="64748B"/>
-                <w:sz w:val="14"/>
-              </w:rPr>
-              <w:t>Identification</w:t>
-            </w:r>
-          </w:p>
-        </w:tc>
-        <w:tc>
-          <w:tcPr>
-            <w:tcW w:type="dxa" w:w="1531"/>
-          </w:tcPr>
-          <w:p>
-            <w:r>
-              <w:rPr>
-                <w:b/>
-                <w:i w:val="0"/>
-                <w:color w:val="16A34A"/>
-                <w:sz w:val="16"/>
-              </w:rPr>
-              <w:t>—</w:t>
-            </w:r>
-          </w:p>
-        </w:tc>
-        <w:tc>
-          <w:tcPr>
-            <w:tcW w:type="dxa" w:w="1191"/>
-          </w:tcPr>
-          <w:p>
-            <w:r>
-              <w:rPr>
-                <w:b w:val="0"/>
-                <w:i w:val="0"/>
-                <w:color w:val="64748B"/>
-                <w:sz w:val="16"/>
-              </w:rPr>
-              <w:t>GT-CQ</w:t>
-            </w:r>
-          </w:p>
-        </w:tc>
-        <w:tc>
-          <w:tcPr>
-            <w:tcW w:type="dxa" w:w="4706"/>
-          </w:tcPr>
-          <w:p>
-            <w:r>
-              <w:rPr>
-                <w:b w:val="0"/>
-                <w:i w:val="0"/>
-                <w:sz w:val="17"/>
-              </w:rPr>
-              <w:t>Prière de renseigner la bonne adresse.Attention! Il manque des informations non renseignées dans la section 0, prière de regarder toutes les autres informations dans l'identification du ménage (IDENTIFICATION ET RENSEIGNEMENTS DE CONTROLE) ou dans OBSERVATIONS pour pouvoir renseigné toutes les questions liées au ménage.</w:t>
-            </w:r>
-          </w:p>
-        </w:tc>
-      </w:tr>
-      <w:tr>
-        <w:tc>
-          <w:tcPr>
-            <w:tcW w:type="dxa" w:w="964"/>
-          </w:tcPr>
-          <w:p>
-            <w:r>
-              <w:rPr>
-                <w:b/>
-                <w:i w:val="0"/>
-                <w:color w:val="EA580C"/>
-                <w:sz w:val="16"/>
-              </w:rPr>
-              <w:t>Moyenne</w:t>
-            </w:r>
-          </w:p>
-        </w:tc>
-        <w:tc>
-          <w:tcPr>
-            <w:tcW w:type="dxa" w:w="1247"/>
-          </w:tcPr>
-          <w:p>
-            <w:r>
-              <w:rPr>
-                <w:b/>
-                <w:i w:val="0"/>
-                <w:sz w:val="16"/>
-              </w:rPr>
-              <w:t>S00</w:t>
-              <w:br/>
-            </w:r>
-            <w:r>
-              <w:rPr>
-                <w:b w:val="0"/>
-                <w:i w:val="0"/>
-                <w:color w:val="64748B"/>
-                <w:sz w:val="14"/>
-              </w:rPr>
-              <w:t>Identification</w:t>
-            </w:r>
-          </w:p>
-        </w:tc>
-        <w:tc>
-          <w:tcPr>
-            <w:tcW w:type="dxa" w:w="1531"/>
-          </w:tcPr>
-          <w:p>
-            <w:r>
-              <w:rPr>
-                <w:b/>
-                <w:i w:val="0"/>
-                <w:color w:val="16A34A"/>
-                <w:sz w:val="16"/>
-              </w:rPr>
-              <w:t>s00q12a, s00q12b</w:t>
-            </w:r>
-          </w:p>
-        </w:tc>
-        <w:tc>
-          <w:tcPr>
-            <w:tcW w:type="dxa" w:w="1191"/>
-          </w:tcPr>
-          <w:p>
-            <w:r>
-              <w:rPr>
-                <w:b w:val="0"/>
-                <w:i w:val="0"/>
-                <w:color w:val="64748B"/>
-                <w:sz w:val="16"/>
-              </w:rPr>
-              <w:t>GT-CQ</w:t>
-            </w:r>
-          </w:p>
-        </w:tc>
-        <w:tc>
-          <w:tcPr>
-            <w:tcW w:type="dxa" w:w="4706"/>
-          </w:tcPr>
-          <w:p>
-            <w:r>
-              <w:rPr>
-                <w:b w:val="0"/>
-                <w:i w:val="0"/>
-                <w:sz w:val="17"/>
-              </w:rPr>
-              <w:t>Attention! Veillez bien renseigner le deuxième numero du chef de ménage(0.12b).</w:t>
-            </w:r>
-          </w:p>
-        </w:tc>
-      </w:tr>
-      <w:tr>
-        <w:tc>
-          <w:tcPr>
-            <w:tcW w:type="dxa" w:w="964"/>
-          </w:tcPr>
-          <w:p>
-            <w:r>
-              <w:rPr>
-                <w:b/>
-                <w:i w:val="0"/>
-                <w:color w:val="EA580C"/>
-                <w:sz w:val="16"/>
-              </w:rPr>
-              <w:t>Moyenne</w:t>
-            </w:r>
-          </w:p>
-        </w:tc>
-        <w:tc>
-          <w:tcPr>
-            <w:tcW w:type="dxa" w:w="1247"/>
-          </w:tcPr>
-          <w:p>
-            <w:r>
-              <w:rPr>
-                <w:b/>
-                <w:i w:val="0"/>
-                <w:sz w:val="16"/>
-              </w:rPr>
-              <w:t>S01</w:t>
-              <w:br/>
-            </w:r>
-            <w:r>
-              <w:rPr>
-                <w:b w:val="0"/>
-                <w:i w:val="0"/>
-                <w:color w:val="64748B"/>
-                <w:sz w:val="14"/>
-              </w:rPr>
-              <w:t>Démographie</w:t>
-            </w:r>
-          </w:p>
-        </w:tc>
-        <w:tc>
-          <w:tcPr>
-            <w:tcW w:type="dxa" w:w="1531"/>
-          </w:tcPr>
-          <w:p>
-            <w:r>
-              <w:rPr>
-                <w:b/>
-                <w:i w:val="0"/>
-                <w:color w:val="16A34A"/>
-                <w:sz w:val="16"/>
-              </w:rPr>
-              <w:t>—</w:t>
-            </w:r>
-          </w:p>
-        </w:tc>
-        <w:tc>
-          <w:tcPr>
-            <w:tcW w:type="dxa" w:w="1191"/>
-          </w:tcPr>
-          <w:p>
-            <w:r>
-              <w:rPr>
-                <w:b w:val="0"/>
-                <w:i w:val="0"/>
-                <w:color w:val="64748B"/>
-                <w:sz w:val="16"/>
-              </w:rPr>
-              <w:t>GT-CQ</w:t>
-            </w:r>
-          </w:p>
-        </w:tc>
-        <w:tc>
-          <w:tcPr>
-            <w:tcW w:type="dxa" w:w="4706"/>
-          </w:tcPr>
-          <w:p>
-            <w:r>
-              <w:rPr>
-                <w:b w:val="0"/>
-                <w:i w:val="0"/>
-                <w:sz w:val="17"/>
-              </w:rPr>
-              <w:t>Prière de verifier l'information donnée par ADAMA BA SAMBA ou corriger au niveau de la section 1.</w:t>
-            </w:r>
-          </w:p>
-        </w:tc>
-      </w:tr>
-      <w:tr>
-        <w:tc>
-          <w:tcPr>
-            <w:tcW w:type="dxa" w:w="964"/>
-          </w:tcPr>
-          <w:p>
-            <w:r>
-              <w:rPr>
-                <w:b/>
-                <w:i w:val="0"/>
-                <w:color w:val="EA580C"/>
-                <w:sz w:val="16"/>
-              </w:rPr>
-              <w:t>Moyenne</w:t>
-            </w:r>
-          </w:p>
-        </w:tc>
-        <w:tc>
-          <w:tcPr>
-            <w:tcW w:type="dxa" w:w="1247"/>
-          </w:tcPr>
-          <w:p>
-            <w:r>
-              <w:rPr>
-                <w:b/>
-                <w:i w:val="0"/>
-                <w:sz w:val="16"/>
-              </w:rPr>
-              <w:t>S01</w:t>
-              <w:br/>
-            </w:r>
-            <w:r>
-              <w:rPr>
-                <w:b w:val="0"/>
-                <w:i w:val="0"/>
-                <w:color w:val="64748B"/>
-                <w:sz w:val="14"/>
-              </w:rPr>
-              <w:t>Démographie</w:t>
-            </w:r>
-          </w:p>
-        </w:tc>
-        <w:tc>
-          <w:tcPr>
-            <w:tcW w:type="dxa" w:w="1531"/>
-          </w:tcPr>
-          <w:p>
-            <w:r>
-              <w:rPr>
-                <w:b/>
-                <w:i w:val="0"/>
-                <w:color w:val="16A34A"/>
-                <w:sz w:val="16"/>
-              </w:rPr>
-              <w:t>—</w:t>
-            </w:r>
-          </w:p>
-        </w:tc>
-        <w:tc>
-          <w:tcPr>
-            <w:tcW w:type="dxa" w:w="1191"/>
-          </w:tcPr>
-          <w:p>
-            <w:r>
-              <w:rPr>
-                <w:b w:val="0"/>
-                <w:i w:val="0"/>
-                <w:color w:val="64748B"/>
-                <w:sz w:val="16"/>
-              </w:rPr>
-              <w:t>GT-CQ</w:t>
-            </w:r>
-          </w:p>
-        </w:tc>
-        <w:tc>
-          <w:tcPr>
-            <w:tcW w:type="dxa" w:w="4706"/>
-          </w:tcPr>
-          <w:p>
-            <w:r>
-              <w:rPr>
-                <w:b w:val="0"/>
-                <w:i w:val="0"/>
-                <w:sz w:val="17"/>
-              </w:rPr>
-              <w:t>Prière de verifier l'information donnée par DAOUDA SAMBA ou corriger au niveau de la section 1.</w:t>
-            </w:r>
-          </w:p>
-        </w:tc>
-      </w:tr>
-      <w:tr>
-        <w:tc>
-          <w:tcPr>
-            <w:tcW w:type="dxa" w:w="964"/>
-          </w:tcPr>
-          <w:p>
-            <w:r>
-              <w:rPr>
-                <w:b/>
-                <w:i w:val="0"/>
-                <w:color w:val="EA580C"/>
-                <w:sz w:val="16"/>
-              </w:rPr>
-              <w:t>Moyenne</w:t>
-            </w:r>
-          </w:p>
-        </w:tc>
-        <w:tc>
-          <w:tcPr>
-            <w:tcW w:type="dxa" w:w="1247"/>
-          </w:tcPr>
-          <w:p>
-            <w:r>
-              <w:rPr>
-                <w:b/>
-                <w:i w:val="0"/>
-                <w:sz w:val="16"/>
-              </w:rPr>
-              <w:t>S01</w:t>
-              <w:br/>
-            </w:r>
-            <w:r>
-              <w:rPr>
-                <w:b w:val="0"/>
-                <w:i w:val="0"/>
-                <w:color w:val="64748B"/>
-                <w:sz w:val="14"/>
-              </w:rPr>
-              <w:t>Démographie</w:t>
-            </w:r>
-          </w:p>
-        </w:tc>
-        <w:tc>
-          <w:tcPr>
-            <w:tcW w:type="dxa" w:w="1531"/>
-          </w:tcPr>
-          <w:p>
-            <w:r>
-              <w:rPr>
-                <w:b/>
-                <w:i w:val="0"/>
-                <w:color w:val="16A34A"/>
-                <w:sz w:val="16"/>
-              </w:rPr>
-              <w:t>—</w:t>
-            </w:r>
-          </w:p>
-        </w:tc>
-        <w:tc>
-          <w:tcPr>
-            <w:tcW w:type="dxa" w:w="1191"/>
-          </w:tcPr>
-          <w:p>
-            <w:r>
-              <w:rPr>
-                <w:b w:val="0"/>
-                <w:i w:val="0"/>
-                <w:color w:val="64748B"/>
-                <w:sz w:val="16"/>
-              </w:rPr>
-              <w:t>GT-CQ</w:t>
-            </w:r>
-          </w:p>
-        </w:tc>
-        <w:tc>
-          <w:tcPr>
-            <w:tcW w:type="dxa" w:w="4706"/>
-          </w:tcPr>
-          <w:p>
-            <w:r>
-              <w:rPr>
-                <w:b w:val="0"/>
-                <w:i w:val="0"/>
-                <w:sz w:val="17"/>
-              </w:rPr>
-              <w:t>Prière de verifier l'information donnée par MOUHAMAD SAMBA ou corriger au niveau de la section 1.</w:t>
-            </w:r>
-          </w:p>
-        </w:tc>
-      </w:tr>
-      <w:tr>
-        <w:tc>
-          <w:tcPr>
-            <w:tcW w:type="dxa" w:w="964"/>
-          </w:tcPr>
-          <w:p>
-            <w:r>
-              <w:rPr>
-                <w:b/>
-                <w:i w:val="0"/>
-                <w:color w:val="EA580C"/>
-                <w:sz w:val="16"/>
-              </w:rPr>
-              <w:t>Moyenne</w:t>
-            </w:r>
-          </w:p>
-        </w:tc>
-        <w:tc>
-          <w:tcPr>
-            <w:tcW w:type="dxa" w:w="1247"/>
-          </w:tcPr>
-          <w:p>
-            <w:r>
-              <w:rPr>
-                <w:b/>
-                <w:i w:val="0"/>
-                <w:sz w:val="16"/>
-              </w:rPr>
-              <w:t>S01</w:t>
-              <w:br/>
-            </w:r>
-            <w:r>
-              <w:rPr>
-                <w:b w:val="0"/>
-                <w:i w:val="0"/>
-                <w:color w:val="64748B"/>
-                <w:sz w:val="14"/>
-              </w:rPr>
-              <w:t>Démographie</w:t>
-            </w:r>
-          </w:p>
-        </w:tc>
-        <w:tc>
-          <w:tcPr>
-            <w:tcW w:type="dxa" w:w="1531"/>
-          </w:tcPr>
-          <w:p>
-            <w:r>
-              <w:rPr>
-                <w:b/>
-                <w:i w:val="0"/>
-                <w:color w:val="16A34A"/>
-                <w:sz w:val="16"/>
-              </w:rPr>
-              <w:t>—</w:t>
-            </w:r>
-          </w:p>
-        </w:tc>
-        <w:tc>
-          <w:tcPr>
-            <w:tcW w:type="dxa" w:w="1191"/>
-          </w:tcPr>
-          <w:p>
-            <w:r>
-              <w:rPr>
-                <w:b w:val="0"/>
-                <w:i w:val="0"/>
-                <w:color w:val="64748B"/>
-                <w:sz w:val="16"/>
-              </w:rPr>
-              <w:t>GT-CQ</w:t>
-            </w:r>
-          </w:p>
-        </w:tc>
-        <w:tc>
-          <w:tcPr>
-            <w:tcW w:type="dxa" w:w="4706"/>
-          </w:tcPr>
-          <w:p>
-            <w:r>
-              <w:rPr>
-                <w:b w:val="0"/>
-                <w:i w:val="0"/>
-                <w:sz w:val="17"/>
-              </w:rPr>
-              <w:t>Prière de verifier l'information donnée par YAYE LAYE SAMBA ou corriger au niveau de la section 1.</w:t>
-            </w:r>
-          </w:p>
-        </w:tc>
-      </w:tr>
-      <w:tr>
-        <w:tc>
-          <w:tcPr>
-            <w:tcW w:type="dxa" w:w="964"/>
-          </w:tcPr>
-          <w:p>
-            <w:r>
-              <w:rPr>
-                <w:b/>
-                <w:i w:val="0"/>
-                <w:color w:val="EA580C"/>
-                <w:sz w:val="16"/>
-              </w:rPr>
-              <w:t>Moyenne</w:t>
-            </w:r>
-          </w:p>
-        </w:tc>
-        <w:tc>
-          <w:tcPr>
-            <w:tcW w:type="dxa" w:w="1247"/>
-          </w:tcPr>
-          <w:p>
-            <w:r>
-              <w:rPr>
-                <w:b/>
-                <w:i w:val="0"/>
-                <w:sz w:val="16"/>
-              </w:rPr>
-              <w:t>S01</w:t>
-              <w:br/>
-            </w:r>
-            <w:r>
-              <w:rPr>
-                <w:b w:val="0"/>
-                <w:i w:val="0"/>
-                <w:color w:val="64748B"/>
-                <w:sz w:val="14"/>
-              </w:rPr>
-              <w:t>Démographie</w:t>
-            </w:r>
-          </w:p>
-        </w:tc>
-        <w:tc>
-          <w:tcPr>
-            <w:tcW w:type="dxa" w:w="1531"/>
-          </w:tcPr>
-          <w:p>
-            <w:r>
-              <w:rPr>
-                <w:b/>
-                <w:i w:val="0"/>
-                <w:color w:val="16A34A"/>
-                <w:sz w:val="16"/>
-              </w:rPr>
-              <w:t>s01q41, s01q00b</w:t>
-            </w:r>
-          </w:p>
-        </w:tc>
-        <w:tc>
-          <w:tcPr>
-            <w:tcW w:type="dxa" w:w="1191"/>
-          </w:tcPr>
-          <w:p>
-            <w:r>
-              <w:rPr>
-                <w:b w:val="0"/>
-                <w:i w:val="0"/>
-                <w:color w:val="64748B"/>
-                <w:sz w:val="16"/>
-              </w:rPr>
-              <w:t>GT-CQ</w:t>
-            </w:r>
-          </w:p>
-        </w:tc>
-        <w:tc>
-          <w:tcPr>
-            <w:tcW w:type="dxa" w:w="4706"/>
-          </w:tcPr>
-          <w:p>
-            <w:r>
-              <w:rPr>
-                <w:b w:val="0"/>
-                <w:i w:val="0"/>
-                <w:sz w:val="17"/>
-              </w:rPr>
-              <w:t>Le montant dépensé ou reçu en cadeau pour les cartes prépayées, les transferts de crédit et les abonnements de  NDEYE BINTA SAMBA semble élevé ou faible , prière de corriger ou de confirmer l'information avec le QG.</w:t>
-            </w:r>
-          </w:p>
-        </w:tc>
-      </w:tr>
-      <w:tr>
-        <w:tc>
-          <w:tcPr>
-            <w:tcW w:type="dxa" w:w="964"/>
-          </w:tcPr>
-          <w:p>
-            <w:r>
-              <w:rPr>
-                <w:b/>
-                <w:i w:val="0"/>
-                <w:color w:val="EA580C"/>
-                <w:sz w:val="16"/>
-              </w:rPr>
-              <w:t>Moyenne</w:t>
-            </w:r>
-          </w:p>
-        </w:tc>
-        <w:tc>
-          <w:tcPr>
-            <w:tcW w:type="dxa" w:w="1247"/>
-          </w:tcPr>
-          <w:p>
-            <w:r>
-              <w:rPr>
-                <w:b/>
-                <w:i w:val="0"/>
-                <w:sz w:val="16"/>
-              </w:rPr>
-              <w:t>S01</w:t>
-              <w:br/>
-            </w:r>
-            <w:r>
-              <w:rPr>
-                <w:b w:val="0"/>
-                <w:i w:val="0"/>
-                <w:color w:val="64748B"/>
-                <w:sz w:val="14"/>
-              </w:rPr>
-              <w:t>Démographie</w:t>
-            </w:r>
-          </w:p>
-        </w:tc>
-        <w:tc>
-          <w:tcPr>
-            <w:tcW w:type="dxa" w:w="1531"/>
-          </w:tcPr>
-          <w:p>
-            <w:r>
-              <w:rPr>
-                <w:b/>
-                <w:i w:val="0"/>
-                <w:color w:val="16A34A"/>
-                <w:sz w:val="16"/>
-              </w:rPr>
-              <w:t>s01q41a, s01q00b</w:t>
-            </w:r>
-          </w:p>
-        </w:tc>
-        <w:tc>
-          <w:tcPr>
-            <w:tcW w:type="dxa" w:w="1191"/>
-          </w:tcPr>
-          <w:p>
-            <w:r>
-              <w:rPr>
-                <w:b w:val="0"/>
-                <w:i w:val="0"/>
-                <w:color w:val="64748B"/>
-                <w:sz w:val="16"/>
-              </w:rPr>
-              <w:t>GT-CQ</w:t>
-            </w:r>
-          </w:p>
-        </w:tc>
-        <w:tc>
-          <w:tcPr>
-            <w:tcW w:type="dxa" w:w="4706"/>
-          </w:tcPr>
-          <w:p>
-            <w:r>
-              <w:rPr>
-                <w:b w:val="0"/>
-                <w:i w:val="0"/>
-                <w:sz w:val="17"/>
-              </w:rPr>
-              <w:t>Le montant dépensé ou reçu en cadeau pour les recharges internet ou de forfaits de données mobiles(hors appels vocaux), aucours des 30 derniers jours de NDEYE BINTA SAMBA semble élevé ou faible, prière de corriger ou de confirmer l'information avec le QG.</w:t>
-            </w:r>
-          </w:p>
-        </w:tc>
-      </w:tr>
-      <w:tr>
-        <w:tc>
-          <w:tcPr>
-            <w:tcW w:type="dxa" w:w="964"/>
-          </w:tcPr>
-          <w:p>
-            <w:r>
-              <w:rPr>
-                <w:b/>
-                <w:i w:val="0"/>
-                <w:color w:val="EA580C"/>
-                <w:sz w:val="16"/>
-              </w:rPr>
-              <w:t>Moyenne</w:t>
-            </w:r>
-          </w:p>
-        </w:tc>
-        <w:tc>
-          <w:tcPr>
-            <w:tcW w:type="dxa" w:w="1247"/>
-          </w:tcPr>
-          <w:p>
-            <w:r>
-              <w:rPr>
-                <w:b/>
-                <w:i w:val="0"/>
-                <w:sz w:val="16"/>
-              </w:rPr>
-              <w:t>S01</w:t>
-              <w:br/>
-            </w:r>
-            <w:r>
-              <w:rPr>
-                <w:b w:val="0"/>
-                <w:i w:val="0"/>
-                <w:color w:val="64748B"/>
-                <w:sz w:val="14"/>
-              </w:rPr>
-              <w:t>Démographie</w:t>
-            </w:r>
-          </w:p>
-        </w:tc>
-        <w:tc>
-          <w:tcPr>
-            <w:tcW w:type="dxa" w:w="1531"/>
-          </w:tcPr>
-          <w:p>
-            <w:r>
-              <w:rPr>
-                <w:b/>
-                <w:i w:val="0"/>
-                <w:color w:val="16A34A"/>
-                <w:sz w:val="16"/>
-              </w:rPr>
-              <w:t>—</w:t>
-            </w:r>
-          </w:p>
-        </w:tc>
-        <w:tc>
-          <w:tcPr>
-            <w:tcW w:type="dxa" w:w="1191"/>
-          </w:tcPr>
-          <w:p>
-            <w:r>
-              <w:rPr>
-                <w:b w:val="0"/>
-                <w:i w:val="0"/>
-                <w:color w:val="64748B"/>
-                <w:sz w:val="16"/>
-              </w:rPr>
-              <w:t>GT-CQ</w:t>
-            </w:r>
-          </w:p>
-        </w:tc>
-        <w:tc>
-          <w:tcPr>
-            <w:tcW w:type="dxa" w:w="4706"/>
-          </w:tcPr>
-          <w:p>
-            <w:r>
-              <w:rPr>
-                <w:b w:val="0"/>
-                <w:i w:val="0"/>
-                <w:sz w:val="17"/>
-              </w:rPr>
-              <w:t>Prière de verifier l'information donnée par NDEYE BINTA SAMBA ou corriger au niveau de la section 1.</w:t>
-            </w:r>
-          </w:p>
-        </w:tc>
-      </w:tr>
-      <w:tr>
-        <w:tc>
-          <w:tcPr>
-            <w:tcW w:type="dxa" w:w="964"/>
-          </w:tcPr>
-          <w:p>
-            <w:r>
-              <w:rPr>
-                <w:b/>
-                <w:i w:val="0"/>
-                <w:color w:val="EA580C"/>
-                <w:sz w:val="16"/>
-              </w:rPr>
-              <w:t>Moyenne</w:t>
-            </w:r>
-          </w:p>
-        </w:tc>
-        <w:tc>
-          <w:tcPr>
-            <w:tcW w:type="dxa" w:w="1247"/>
-          </w:tcPr>
-          <w:p>
-            <w:r>
-              <w:rPr>
-                <w:b/>
-                <w:i w:val="0"/>
-                <w:sz w:val="16"/>
-              </w:rPr>
-              <w:t>S02</w:t>
-              <w:br/>
-            </w:r>
-            <w:r>
-              <w:rPr>
-                <w:b w:val="0"/>
-                <w:i w:val="0"/>
-                <w:color w:val="64748B"/>
-                <w:sz w:val="14"/>
-              </w:rPr>
-              <w:t>Éducation</w:t>
-            </w:r>
-          </w:p>
-        </w:tc>
-        <w:tc>
-          <w:tcPr>
-            <w:tcW w:type="dxa" w:w="1531"/>
-          </w:tcPr>
-          <w:p>
-            <w:r>
-              <w:rPr>
-                <w:b/>
-                <w:i w:val="0"/>
-                <w:color w:val="16A34A"/>
-                <w:sz w:val="16"/>
-              </w:rPr>
-              <w:t>—</w:t>
-            </w:r>
-          </w:p>
-        </w:tc>
-        <w:tc>
-          <w:tcPr>
-            <w:tcW w:type="dxa" w:w="1191"/>
-          </w:tcPr>
-          <w:p>
-            <w:r>
-              <w:rPr>
-                <w:b w:val="0"/>
-                <w:i w:val="0"/>
-                <w:color w:val="64748B"/>
-                <w:sz w:val="16"/>
-              </w:rPr>
-              <w:t>GT-CQ</w:t>
-            </w:r>
-          </w:p>
-        </w:tc>
-        <w:tc>
-          <w:tcPr>
-            <w:tcW w:type="dxa" w:w="4706"/>
-          </w:tcPr>
-          <w:p>
-            <w:r>
-              <w:rPr>
-                <w:b w:val="0"/>
-                <w:i w:val="0"/>
-                <w:sz w:val="17"/>
-              </w:rPr>
-              <w:t>veuillez, s'il vous plait, confirmer les frais de scolarité ( 15000 FCFA) payée de YAYE LAYE SAMBA avec le QG ou apporter les corrections nécessaires.</w:t>
-            </w:r>
-          </w:p>
-        </w:tc>
-      </w:tr>
-      <w:tr>
-        <w:tc>
-          <w:tcPr>
-            <w:tcW w:type="dxa" w:w="964"/>
-          </w:tcPr>
-          <w:p>
-            <w:r>
-              <w:rPr>
-                <w:b/>
-                <w:i w:val="0"/>
-                <w:color w:val="EA580C"/>
-                <w:sz w:val="16"/>
-              </w:rPr>
-              <w:t>Moyenne</w:t>
-            </w:r>
-          </w:p>
-        </w:tc>
-        <w:tc>
-          <w:tcPr>
-            <w:tcW w:type="dxa" w:w="1247"/>
-          </w:tcPr>
-          <w:p>
-            <w:r>
-              <w:rPr>
-                <w:b/>
-                <w:i w:val="0"/>
-                <w:sz w:val="16"/>
-              </w:rPr>
-              <w:t>S02</w:t>
-              <w:br/>
-            </w:r>
-            <w:r>
-              <w:rPr>
-                <w:b w:val="0"/>
-                <w:i w:val="0"/>
-                <w:color w:val="64748B"/>
-                <w:sz w:val="14"/>
-              </w:rPr>
-              <w:t>Éducation</w:t>
-            </w:r>
-          </w:p>
-        </w:tc>
-        <w:tc>
-          <w:tcPr>
-            <w:tcW w:type="dxa" w:w="1531"/>
-          </w:tcPr>
-          <w:p>
-            <w:r>
-              <w:rPr>
-                <w:b/>
-                <w:i w:val="0"/>
-                <w:color w:val="16A34A"/>
-                <w:sz w:val="16"/>
-              </w:rPr>
-              <w:t>—</w:t>
-            </w:r>
-          </w:p>
-        </w:tc>
-        <w:tc>
-          <w:tcPr>
-            <w:tcW w:type="dxa" w:w="1191"/>
-          </w:tcPr>
-          <w:p>
-            <w:r>
-              <w:rPr>
-                <w:b w:val="0"/>
-                <w:i w:val="0"/>
-                <w:color w:val="64748B"/>
-                <w:sz w:val="16"/>
-              </w:rPr>
-              <w:t>GT-CQ</w:t>
-            </w:r>
-          </w:p>
-        </w:tc>
-        <w:tc>
-          <w:tcPr>
-            <w:tcW w:type="dxa" w:w="4706"/>
-          </w:tcPr>
-          <w:p>
-            <w:r>
-              <w:rPr>
-                <w:b w:val="0"/>
-                <w:i w:val="0"/>
-                <w:sz w:val="17"/>
-              </w:rPr>
-              <w:t>veuillez, s'il vous plait, confirmer les frais de scolarité ( 2500 FCFA) payée de ASTOU SAMBA avec le QG ou apporter les corrections nécessaires.</w:t>
-            </w:r>
-          </w:p>
-        </w:tc>
-      </w:tr>
-      <w:tr>
-        <w:tc>
-          <w:tcPr>
-            <w:tcW w:type="dxa" w:w="964"/>
-          </w:tcPr>
-          <w:p>
-            <w:r>
-              <w:rPr>
-                <w:b/>
-                <w:i w:val="0"/>
-                <w:color w:val="EA580C"/>
-                <w:sz w:val="16"/>
-              </w:rPr>
-              <w:t>Moyenne</w:t>
-            </w:r>
-          </w:p>
-        </w:tc>
-        <w:tc>
-          <w:tcPr>
-            <w:tcW w:type="dxa" w:w="1247"/>
-          </w:tcPr>
-          <w:p>
-            <w:r>
-              <w:rPr>
-                <w:b/>
-                <w:i w:val="0"/>
-                <w:sz w:val="16"/>
-              </w:rPr>
-              <w:t>S02</w:t>
-              <w:br/>
-            </w:r>
-            <w:r>
-              <w:rPr>
-                <w:b w:val="0"/>
-                <w:i w:val="0"/>
-                <w:color w:val="64748B"/>
-                <w:sz w:val="14"/>
-              </w:rPr>
-              <w:t>Éducation</w:t>
-            </w:r>
-          </w:p>
-        </w:tc>
-        <w:tc>
-          <w:tcPr>
-            <w:tcW w:type="dxa" w:w="1531"/>
-          </w:tcPr>
-          <w:p>
-            <w:r>
-              <w:rPr>
-                <w:b/>
-                <w:i w:val="0"/>
-                <w:color w:val="16A34A"/>
-                <w:sz w:val="16"/>
-              </w:rPr>
-              <w:t>s01q63, s00q04, s02q25, s01q00b, s02q17_2, s02q15_2</w:t>
-            </w:r>
-          </w:p>
-        </w:tc>
-        <w:tc>
-          <w:tcPr>
-            <w:tcW w:type="dxa" w:w="1191"/>
-          </w:tcPr>
-          <w:p>
-            <w:r>
-              <w:rPr>
-                <w:b w:val="0"/>
-                <w:i w:val="0"/>
-                <w:color w:val="64748B"/>
-                <w:sz w:val="16"/>
-              </w:rPr>
-              <w:t>GT-CQ</w:t>
-            </w:r>
-          </w:p>
-        </w:tc>
-        <w:tc>
-          <w:tcPr>
-            <w:tcW w:type="dxa" w:w="4706"/>
-          </w:tcPr>
-          <w:p>
-            <w:r>
-              <w:rPr>
-                <w:b w:val="0"/>
-                <w:i w:val="0"/>
-                <w:sz w:val="17"/>
-              </w:rPr>
               <w:t>Dans les milieux urbains c'est peu probable de voir une école dont les élèves ou étudiants ne dépensent pas en frais d'uniformes, prière de verifier pour ASTOU SAMBA qui fréquente 3ème année de Primaire et corriger ou confirmer avec le QG.</w:t>
-            </w:r>
-          </w:p>
-        </w:tc>
-      </w:tr>
-      <w:tr>
-        <w:tc>
-          <w:tcPr>
-            <w:tcW w:type="dxa" w:w="964"/>
-          </w:tcPr>
-          <w:p>
-            <w:r>
-              <w:rPr>
-                <w:b/>
-                <w:i w:val="0"/>
-                <w:color w:val="EA580C"/>
-                <w:sz w:val="16"/>
-              </w:rPr>
-              <w:t>Moyenne</w:t>
-            </w:r>
-          </w:p>
-        </w:tc>
-        <w:tc>
-          <w:tcPr>
-            <w:tcW w:type="dxa" w:w="1247"/>
-          </w:tcPr>
-          <w:p>
-            <w:r>
-              <w:rPr>
-                <w:b/>
-                <w:i w:val="0"/>
-                <w:sz w:val="16"/>
-              </w:rPr>
-              <w:t>S02</w:t>
-              <w:br/>
-            </w:r>
-            <w:r>
-              <w:rPr>
-                <w:b w:val="0"/>
-                <w:i w:val="0"/>
-                <w:color w:val="64748B"/>
-                <w:sz w:val="14"/>
-              </w:rPr>
-              <w:t>Éducation</w:t>
-            </w:r>
-          </w:p>
-        </w:tc>
-        <w:tc>
-          <w:tcPr>
-            <w:tcW w:type="dxa" w:w="1531"/>
-          </w:tcPr>
-          <w:p>
-            <w:r>
-              <w:rPr>
-                <w:b/>
-                <w:i w:val="0"/>
-                <w:color w:val="16A34A"/>
-                <w:sz w:val="16"/>
-              </w:rPr>
-              <w:t>—</w:t>
-            </w:r>
-          </w:p>
-        </w:tc>
-        <w:tc>
-          <w:tcPr>
-            <w:tcW w:type="dxa" w:w="1191"/>
-          </w:tcPr>
-          <w:p>
-            <w:r>
-              <w:rPr>
-                <w:b w:val="0"/>
-                <w:i w:val="0"/>
-                <w:color w:val="64748B"/>
-                <w:sz w:val="16"/>
-              </w:rPr>
-              <w:t>GT-CQ</w:t>
-            </w:r>
-          </w:p>
-        </w:tc>
-        <w:tc>
-          <w:tcPr>
-            <w:tcW w:type="dxa" w:w="4706"/>
-          </w:tcPr>
-          <w:p>
-            <w:r>
-              <w:rPr>
-                <w:b w:val="0"/>
-                <w:i w:val="0"/>
-                <w:sz w:val="17"/>
-              </w:rPr>
-              <w:t>veuillez, s'il vous plait, confirmer les frais de scolarité ( 15000 FCFA) payée de NDEYE BINTA SAMBA avec le QG ou apporter les corrections nécessaires.</w:t>
             </w:r>
           </w:p>
         </w:tc>
